--- a/files/简历.docx
+++ b/files/简历.docx
@@ -49,6 +49,17 @@
           <w:szCs w:val="22"/>
         </w:rPr>
       </w:pPr>
+    </w:p>
+    <w:p>
+      <w:pPr>
+        <w:spacing w:line="360" w:lineRule="exact"/>
+        <w:jc w:val="both"/>
+        <w:rPr>
+          <w:rFonts w:ascii="Heiti SC Medium" w:eastAsia="Heiti SC Medium" w:hAnsi="Heiti SC Medium"/>
+          <w:sz w:val="22"/>
+          <w:szCs w:val="22"/>
+        </w:rPr>
+      </w:pPr>
       <w:r>
         <w:rPr>
           <w:rFonts w:ascii="Heiti SC Medium" w:eastAsia="Heiti SC Medium" w:hAnsi="Heiti SC Medium" w:hint="eastAsia"/>
@@ -259,7 +270,23 @@
           <w:sz w:val="22"/>
           <w:szCs w:val="22"/>
         </w:rPr>
-        <w:t>月从山东师范大学信息科学与工程学院获得通信工程专业工学学士学位；</w:t>
+        <w:t>月从山东师范大学信息科学与工程学院获得通信工程工学学士学位</w:t>
+      </w:r>
+      <w:r>
+        <w:rPr>
+          <w:rFonts w:ascii="Times New Roman" w:hAnsi="Times New Roman" w:cs="Times New Roman" w:hint="eastAsia"/>
+          <w:sz w:val="22"/>
+          <w:szCs w:val="22"/>
+        </w:rPr>
+        <w:t>和法学学士学位</w:t>
+      </w:r>
+      <w:r>
+        <w:rPr>
+          <w:rFonts w:ascii="Times New Roman" w:hAnsi="Times New Roman" w:cs="Times New Roman" w:hint="eastAsia"/>
+          <w:sz w:val="22"/>
+          <w:szCs w:val="22"/>
+        </w:rPr>
+        <w:t>；</w:t>
       </w:r>
       <w:r>
         <w:rPr>
@@ -331,7 +358,23 @@
           <w:sz w:val="22"/>
           <w:szCs w:val="22"/>
         </w:rPr>
-        <w:t>担任访问学者，</w:t>
+        <w:t>担任</w:t>
+      </w:r>
+      <w:r>
+        <w:rPr>
+          <w:rFonts w:ascii="Times New Roman" w:hAnsi="Times New Roman" w:cs="Times New Roman" w:hint="eastAsia"/>
+          <w:sz w:val="22"/>
+          <w:szCs w:val="22"/>
+        </w:rPr>
+        <w:t>博士后</w:t>
+      </w:r>
+      <w:r>
+        <w:rPr>
+          <w:rFonts w:ascii="Times New Roman" w:hAnsi="Times New Roman" w:cs="Times New Roman" w:hint="eastAsia"/>
+          <w:sz w:val="22"/>
+          <w:szCs w:val="22"/>
+        </w:rPr>
+        <w:t>访问学者，</w:t>
       </w:r>
       <w:r>
         <w:rPr>
@@ -407,35 +450,235 @@
       </w:r>
       <w:r>
         <w:rPr>
-          <w:rFonts w:ascii="Times New Roman" w:hAnsi="Times New Roman" w:cs="Times New Roman"/>
-          <w:sz w:val="22"/>
-          <w:szCs w:val="22"/>
-        </w:rPr>
-        <w:t>研究方向为</w:t>
-      </w:r>
-      <w:r>
-        <w:rPr>
-          <w:rFonts w:ascii="Times New Roman" w:hAnsi="Times New Roman" w:cs="Times New Roman" w:hint="eastAsia"/>
-          <w:sz w:val="22"/>
-          <w:szCs w:val="22"/>
-        </w:rPr>
-        <w:t>高速</w:t>
-      </w:r>
-      <w:r>
-        <w:rPr>
-          <w:rFonts w:ascii="Times New Roman" w:hAnsi="Times New Roman" w:cs="Times New Roman" w:hint="eastAsia"/>
-          <w:sz w:val="22"/>
-          <w:szCs w:val="22"/>
-        </w:rPr>
-        <w:t>网络测量测试与</w:t>
-      </w:r>
-      <w:r>
-        <w:rPr>
-          <w:rFonts w:ascii="Times New Roman" w:hAnsi="Times New Roman" w:cs="Times New Roman" w:hint="eastAsia"/>
-          <w:sz w:val="22"/>
-          <w:szCs w:val="22"/>
-        </w:rPr>
-        <w:t>管理控制、超算互联网</w:t>
+          <w:rFonts w:ascii="Times New Roman" w:hAnsi="Times New Roman" w:cs="Times New Roman" w:hint="eastAsia"/>
+          <w:sz w:val="22"/>
+          <w:szCs w:val="22"/>
+        </w:rPr>
+        <w:t>主持</w:t>
+      </w:r>
+      <w:r>
+        <w:rPr>
+          <w:rFonts w:ascii="Times New Roman" w:hAnsi="Times New Roman" w:cs="Times New Roman" w:hint="eastAsia"/>
+          <w:sz w:val="22"/>
+          <w:szCs w:val="22"/>
+        </w:rPr>
+        <w:t>国家自然科学基金青年</w:t>
+      </w:r>
+      <w:r>
+        <w:rPr>
+          <w:rFonts w:ascii="Times New Roman" w:hAnsi="Times New Roman" w:cs="Times New Roman" w:hint="eastAsia"/>
+          <w:sz w:val="22"/>
+          <w:szCs w:val="22"/>
+        </w:rPr>
+        <w:t>基金</w:t>
+      </w:r>
+      <w:r>
+        <w:rPr>
+          <w:rFonts w:ascii="Times New Roman" w:hAnsi="Times New Roman" w:cs="Times New Roman" w:hint="eastAsia"/>
+          <w:sz w:val="22"/>
+          <w:szCs w:val="22"/>
+        </w:rPr>
+        <w:t>项目</w:t>
+      </w:r>
+      <w:r>
+        <w:rPr>
+          <w:rFonts w:ascii="Times New Roman" w:hAnsi="Times New Roman" w:cs="Times New Roman" w:hint="eastAsia"/>
+          <w:sz w:val="22"/>
+          <w:szCs w:val="22"/>
+        </w:rPr>
+        <w:t>、</w:t>
+      </w:r>
+      <w:r>
+        <w:rPr>
+          <w:rFonts w:ascii="Times New Roman" w:hAnsi="Times New Roman" w:cs="Times New Roman" w:hint="eastAsia"/>
+          <w:sz w:val="22"/>
+          <w:szCs w:val="22"/>
+        </w:rPr>
+        <w:t>国家重点研发计划（青年科学家项目）子课题、</w:t>
+      </w:r>
+      <w:r>
+        <w:rPr>
+          <w:rFonts w:ascii="Times New Roman" w:hAnsi="Times New Roman" w:cs="Times New Roman"/>
+          <w:sz w:val="22"/>
+          <w:szCs w:val="22"/>
+        </w:rPr>
+        <w:t>科技部中韩青年科学家交流计划中国青年科学家赴韩工作交流项目</w:t>
+      </w:r>
+      <w:r>
+        <w:rPr>
+          <w:rFonts w:ascii="Times New Roman" w:hAnsi="Times New Roman" w:cs="Times New Roman" w:hint="eastAsia"/>
+          <w:sz w:val="22"/>
+          <w:szCs w:val="22"/>
+        </w:rPr>
+        <w:t>、</w:t>
+      </w:r>
+      <w:r>
+        <w:rPr>
+          <w:rFonts w:ascii="Times New Roman" w:hAnsi="Times New Roman" w:cs="Times New Roman"/>
+          <w:sz w:val="22"/>
+          <w:szCs w:val="22"/>
+        </w:rPr>
+        <w:t>山东省自然科学基金</w:t>
+      </w:r>
+      <w:r>
+        <w:rPr>
+          <w:rFonts w:ascii="Times New Roman" w:hAnsi="Times New Roman" w:cs="Times New Roman" w:hint="eastAsia"/>
+          <w:sz w:val="22"/>
+          <w:szCs w:val="22"/>
+        </w:rPr>
+        <w:t>智慧计算</w:t>
+      </w:r>
+      <w:r>
+        <w:rPr>
+          <w:rFonts w:ascii="Times New Roman" w:hAnsi="Times New Roman" w:cs="Times New Roman"/>
+          <w:sz w:val="22"/>
+          <w:szCs w:val="22"/>
+        </w:rPr>
+        <w:t>联合基金重点项目</w:t>
+      </w:r>
+      <w:r>
+        <w:rPr>
+          <w:rFonts w:ascii="Times New Roman" w:hAnsi="Times New Roman" w:cs="Times New Roman" w:hint="eastAsia"/>
+          <w:sz w:val="22"/>
+          <w:szCs w:val="22"/>
+        </w:rPr>
+        <w:t>、</w:t>
+      </w:r>
+      <w:r>
+        <w:rPr>
+          <w:rFonts w:ascii="Times New Roman" w:hAnsi="Times New Roman" w:cs="Times New Roman" w:hint="eastAsia"/>
+          <w:sz w:val="22"/>
+          <w:szCs w:val="22"/>
+        </w:rPr>
+        <w:t>山</w:t>
+      </w:r>
+      <w:r>
+        <w:rPr>
+          <w:rFonts w:ascii="Times New Roman" w:hAnsi="Times New Roman" w:cs="Times New Roman"/>
+          <w:sz w:val="22"/>
+          <w:szCs w:val="22"/>
+        </w:rPr>
+        <w:t>东省自然科学基金</w:t>
+      </w:r>
+      <w:r>
+        <w:rPr>
+          <w:rFonts w:ascii="Times New Roman" w:hAnsi="Times New Roman" w:cs="Times New Roman" w:hint="eastAsia"/>
+          <w:sz w:val="22"/>
+          <w:szCs w:val="22"/>
+        </w:rPr>
+        <w:t>青年</w:t>
+      </w:r>
+      <w:r>
+        <w:rPr>
+          <w:rFonts w:ascii="Times New Roman" w:hAnsi="Times New Roman" w:cs="Times New Roman" w:hint="eastAsia"/>
+          <w:sz w:val="22"/>
+          <w:szCs w:val="22"/>
+        </w:rPr>
+        <w:t>基金</w:t>
+      </w:r>
+      <w:r>
+        <w:rPr>
+          <w:rFonts w:ascii="Times New Roman" w:hAnsi="Times New Roman" w:cs="Times New Roman"/>
+          <w:sz w:val="22"/>
+          <w:szCs w:val="22"/>
+        </w:rPr>
+        <w:t>项目</w:t>
+      </w:r>
+      <w:r>
+        <w:rPr>
+          <w:rFonts w:ascii="Times New Roman" w:hAnsi="Times New Roman" w:cs="Times New Roman" w:hint="eastAsia"/>
+          <w:sz w:val="22"/>
+          <w:szCs w:val="22"/>
+        </w:rPr>
+        <w:t>、</w:t>
+      </w:r>
+      <w:r>
+        <w:rPr>
+          <w:rFonts w:ascii="Times New Roman" w:hAnsi="Times New Roman" w:cs="Times New Roman" w:hint="eastAsia"/>
+          <w:sz w:val="22"/>
+          <w:szCs w:val="22"/>
+        </w:rPr>
+        <w:t>山东省网信领域软科学重点</w:t>
+      </w:r>
+      <w:r>
+        <w:rPr>
+          <w:rFonts w:ascii="Times New Roman" w:hAnsi="Times New Roman" w:cs="Times New Roman" w:hint="eastAsia"/>
+          <w:sz w:val="22"/>
+          <w:szCs w:val="22"/>
+        </w:rPr>
+        <w:t>项目</w:t>
+      </w:r>
+      <w:r>
+        <w:rPr>
+          <w:rFonts w:ascii="Times New Roman" w:hAnsi="Times New Roman" w:cs="Times New Roman" w:hint="eastAsia"/>
+          <w:sz w:val="22"/>
+          <w:szCs w:val="22"/>
+        </w:rPr>
+        <w:t>、</w:t>
+      </w:r>
+      <w:r>
+        <w:rPr>
+          <w:rFonts w:ascii="Times New Roman" w:hAnsi="Times New Roman" w:cs="Times New Roman"/>
+          <w:sz w:val="22"/>
+          <w:szCs w:val="22"/>
+        </w:rPr>
+        <w:t>中国高校产学研创新基金</w:t>
+      </w:r>
+      <w:r>
+        <w:rPr>
+          <w:rFonts w:ascii="Times New Roman" w:hAnsi="Times New Roman" w:cs="Times New Roman" w:hint="eastAsia"/>
+          <w:sz w:val="22"/>
+          <w:szCs w:val="22"/>
+        </w:rPr>
+        <w:t>项目、</w:t>
+      </w:r>
+      <w:r>
+        <w:rPr>
+          <w:rFonts w:ascii="Times New Roman" w:hAnsi="Times New Roman" w:cs="Times New Roman"/>
+          <w:sz w:val="22"/>
+          <w:szCs w:val="22"/>
+        </w:rPr>
+        <w:t>中国教育和科研计算机网</w:t>
+      </w:r>
+      <w:r>
+        <w:rPr>
+          <w:rFonts w:ascii="Times New Roman" w:hAnsi="Times New Roman" w:cs="Times New Roman" w:hint="eastAsia"/>
+          <w:sz w:val="22"/>
+          <w:szCs w:val="22"/>
+        </w:rPr>
+        <w:t>（</w:t>
+      </w:r>
+      <w:r>
+        <w:rPr>
+          <w:rFonts w:ascii="Times New Roman" w:hAnsi="Times New Roman" w:cs="Times New Roman"/>
+          <w:sz w:val="22"/>
+          <w:szCs w:val="22"/>
+        </w:rPr>
+        <w:t>CERNET</w:t>
+      </w:r>
+      <w:r>
+        <w:rPr>
+          <w:rFonts w:ascii="Times New Roman" w:hAnsi="Times New Roman" w:cs="Times New Roman" w:hint="eastAsia"/>
+          <w:sz w:val="22"/>
+          <w:szCs w:val="22"/>
+        </w:rPr>
+        <w:t>）</w:t>
+      </w:r>
+      <w:r>
+        <w:rPr>
+          <w:rFonts w:ascii="Times New Roman" w:hAnsi="Times New Roman" w:cs="Times New Roman"/>
+          <w:sz w:val="22"/>
+          <w:szCs w:val="22"/>
+        </w:rPr>
+        <w:t>下一代互联网创新项目</w:t>
+      </w:r>
+      <w:r>
+        <w:rPr>
+          <w:rFonts w:ascii="Times New Roman" w:hAnsi="Times New Roman" w:cs="Times New Roman" w:hint="eastAsia"/>
+          <w:sz w:val="22"/>
+          <w:szCs w:val="22"/>
+        </w:rPr>
+        <w:t>等国家级</w:t>
       </w:r>
       <w:r>
         <w:rPr>
@@ -451,15 +694,31 @@
           <w:sz w:val="22"/>
           <w:szCs w:val="22"/>
         </w:rPr>
-        <w:t>山东算网</w:t>
-      </w:r>
-      <w:r>
-        <w:rPr>
-          <w:rFonts w:ascii="Times New Roman" w:hAnsi="Times New Roman" w:cs="Times New Roman" w:hint="eastAsia"/>
-          <w:sz w:val="22"/>
-          <w:szCs w:val="22"/>
-        </w:rPr>
-        <w:t>；</w:t>
+        <w:t>省部级项目</w:t>
+      </w:r>
+      <w:r>
+        <w:rPr>
+          <w:rFonts w:ascii="Times New Roman" w:hAnsi="Times New Roman" w:cs="Times New Roman" w:hint="eastAsia"/>
+          <w:sz w:val="22"/>
+          <w:szCs w:val="22"/>
+        </w:rPr>
+        <w:t>7</w:t>
+      </w:r>
+      <w:r>
+        <w:rPr>
+          <w:rFonts w:ascii="Times New Roman" w:hAnsi="Times New Roman" w:cs="Times New Roman" w:hint="eastAsia"/>
+          <w:sz w:val="22"/>
+          <w:szCs w:val="22"/>
+        </w:rPr>
+        <w:t>项</w:t>
+      </w:r>
+      <w:r>
+        <w:rPr>
+          <w:rFonts w:ascii="Times New Roman" w:hAnsi="Times New Roman" w:cs="Times New Roman" w:hint="eastAsia"/>
+          <w:sz w:val="22"/>
+          <w:szCs w:val="22"/>
+        </w:rPr>
+        <w:t>，累计</w:t>
       </w:r>
       <w:r>
         <w:rPr>
@@ -475,23 +734,63 @@
           <w:sz w:val="22"/>
           <w:szCs w:val="22"/>
         </w:rPr>
-        <w:t>国家自然科学基金青年</w:t>
-      </w:r>
-      <w:r>
-        <w:rPr>
-          <w:rFonts w:ascii="Times New Roman" w:hAnsi="Times New Roman" w:cs="Times New Roman" w:hint="eastAsia"/>
-          <w:sz w:val="22"/>
-          <w:szCs w:val="22"/>
-        </w:rPr>
-        <w:t>基金</w:t>
-      </w:r>
-      <w:r>
-        <w:rPr>
-          <w:rFonts w:ascii="Times New Roman" w:hAnsi="Times New Roman" w:cs="Times New Roman" w:hint="eastAsia"/>
-          <w:sz w:val="22"/>
-          <w:szCs w:val="22"/>
-        </w:rPr>
-        <w:t>项目</w:t>
+        <w:t>经费超</w:t>
+      </w:r>
+      <w:r>
+        <w:rPr>
+          <w:rFonts w:ascii="Times New Roman" w:hAnsi="Times New Roman" w:cs="Times New Roman" w:hint="eastAsia"/>
+          <w:sz w:val="22"/>
+          <w:szCs w:val="22"/>
+        </w:rPr>
+        <w:t>4</w:t>
+      </w:r>
+      <w:r>
+        <w:rPr>
+          <w:rFonts w:ascii="Times New Roman" w:hAnsi="Times New Roman" w:cs="Times New Roman" w:hint="eastAsia"/>
+          <w:sz w:val="22"/>
+          <w:szCs w:val="22"/>
+        </w:rPr>
+        <w:t>00</w:t>
+      </w:r>
+      <w:r>
+        <w:rPr>
+          <w:rFonts w:ascii="Times New Roman" w:hAnsi="Times New Roman" w:cs="Times New Roman" w:hint="eastAsia"/>
+          <w:sz w:val="22"/>
+          <w:szCs w:val="22"/>
+        </w:rPr>
+        <w:t>万元</w:t>
+      </w:r>
+      <w:r>
+        <w:rPr>
+          <w:rFonts w:ascii="Times New Roman" w:hAnsi="Times New Roman" w:cs="Times New Roman"/>
+          <w:sz w:val="22"/>
+          <w:szCs w:val="22"/>
+        </w:rPr>
+        <w:t>；参与</w:t>
+      </w:r>
+      <w:r>
+        <w:rPr>
+          <w:rFonts w:ascii="Times New Roman" w:hAnsi="Times New Roman" w:cs="Times New Roman" w:hint="eastAsia"/>
+          <w:sz w:val="22"/>
+          <w:szCs w:val="22"/>
+        </w:rPr>
+        <w:t>完成</w:t>
+      </w:r>
+      <w:r>
+        <w:rPr>
+          <w:rFonts w:ascii="Times New Roman" w:hAnsi="Times New Roman" w:cs="Times New Roman"/>
+          <w:sz w:val="22"/>
+          <w:szCs w:val="22"/>
+        </w:rPr>
+        <w:t>国家重点研发计划项目、</w:t>
+      </w:r>
+      <w:r>
+        <w:rPr>
+          <w:rFonts w:ascii="Times New Roman" w:hAnsi="Times New Roman" w:cs="Times New Roman"/>
+          <w:sz w:val="22"/>
+          <w:szCs w:val="22"/>
+        </w:rPr>
+        <w:t>军委科技委国防科技创新特区项目</w:t>
       </w:r>
       <w:r>
         <w:rPr>
@@ -503,219 +802,35 @@
       </w:r>
       <w:r>
         <w:rPr>
-          <w:rFonts w:ascii="Times New Roman" w:hAnsi="Times New Roman" w:cs="Times New Roman" w:hint="eastAsia"/>
-          <w:sz w:val="22"/>
-          <w:szCs w:val="22"/>
-        </w:rPr>
-        <w:t>国家重点研发计划（青年科学家项目）子课题、</w:t>
-      </w:r>
-      <w:r>
-        <w:rPr>
-          <w:rFonts w:ascii="Times New Roman" w:hAnsi="Times New Roman" w:cs="Times New Roman"/>
-          <w:sz w:val="22"/>
-          <w:szCs w:val="22"/>
-        </w:rPr>
-        <w:t>科技部中韩青年科学家交流计划中国青年科学家赴韩工作交流项目</w:t>
-      </w:r>
-      <w:r>
-        <w:rPr>
-          <w:rFonts w:ascii="Times New Roman" w:hAnsi="Times New Roman" w:cs="Times New Roman" w:hint="eastAsia"/>
-          <w:sz w:val="22"/>
-          <w:szCs w:val="22"/>
-        </w:rPr>
-        <w:t>、</w:t>
-      </w:r>
-      <w:r>
-        <w:rPr>
-          <w:rFonts w:ascii="Times New Roman" w:hAnsi="Times New Roman" w:cs="Times New Roman"/>
-          <w:sz w:val="22"/>
-          <w:szCs w:val="22"/>
-        </w:rPr>
-        <w:t>山东省自然科学基金</w:t>
-      </w:r>
-      <w:r>
-        <w:rPr>
-          <w:rFonts w:ascii="Times New Roman" w:hAnsi="Times New Roman" w:cs="Times New Roman" w:hint="eastAsia"/>
-          <w:sz w:val="22"/>
-          <w:szCs w:val="22"/>
-        </w:rPr>
-        <w:t>智慧计算</w:t>
-      </w:r>
-      <w:r>
-        <w:rPr>
-          <w:rFonts w:ascii="Times New Roman" w:hAnsi="Times New Roman" w:cs="Times New Roman"/>
-          <w:sz w:val="22"/>
-          <w:szCs w:val="22"/>
-        </w:rPr>
-        <w:t>联合基金重点项目</w:t>
-      </w:r>
-      <w:r>
-        <w:rPr>
-          <w:rFonts w:ascii="Times New Roman" w:hAnsi="Times New Roman" w:cs="Times New Roman" w:hint="eastAsia"/>
-          <w:sz w:val="22"/>
-          <w:szCs w:val="22"/>
-        </w:rPr>
-        <w:t>、</w:t>
-      </w:r>
-      <w:r>
-        <w:rPr>
-          <w:rFonts w:ascii="Times New Roman" w:hAnsi="Times New Roman" w:cs="Times New Roman" w:hint="eastAsia"/>
-          <w:sz w:val="22"/>
-          <w:szCs w:val="22"/>
-        </w:rPr>
-        <w:t>山</w:t>
-      </w:r>
-      <w:r>
-        <w:rPr>
-          <w:rFonts w:ascii="Times New Roman" w:hAnsi="Times New Roman" w:cs="Times New Roman"/>
-          <w:sz w:val="22"/>
-          <w:szCs w:val="22"/>
-        </w:rPr>
-        <w:t>东省自然科学基金</w:t>
-      </w:r>
-      <w:r>
-        <w:rPr>
-          <w:rFonts w:ascii="Times New Roman" w:hAnsi="Times New Roman" w:cs="Times New Roman" w:hint="eastAsia"/>
-          <w:sz w:val="22"/>
-          <w:szCs w:val="22"/>
-        </w:rPr>
-        <w:t>青年</w:t>
-      </w:r>
-      <w:r>
-        <w:rPr>
-          <w:rFonts w:ascii="Times New Roman" w:hAnsi="Times New Roman" w:cs="Times New Roman" w:hint="eastAsia"/>
-          <w:sz w:val="22"/>
-          <w:szCs w:val="22"/>
-        </w:rPr>
-        <w:t>基金</w:t>
-      </w:r>
-      <w:r>
-        <w:rPr>
-          <w:rFonts w:ascii="Times New Roman" w:hAnsi="Times New Roman" w:cs="Times New Roman"/>
-          <w:sz w:val="22"/>
-          <w:szCs w:val="22"/>
-        </w:rPr>
-        <w:t>项目</w:t>
-      </w:r>
-      <w:r>
-        <w:rPr>
-          <w:rFonts w:ascii="Times New Roman" w:hAnsi="Times New Roman" w:cs="Times New Roman" w:hint="eastAsia"/>
-          <w:sz w:val="22"/>
-          <w:szCs w:val="22"/>
-        </w:rPr>
-        <w:t>、</w:t>
-      </w:r>
-      <w:r>
-        <w:rPr>
-          <w:rFonts w:ascii="Times New Roman" w:hAnsi="Times New Roman" w:cs="Times New Roman" w:hint="eastAsia"/>
-          <w:sz w:val="22"/>
-          <w:szCs w:val="22"/>
-        </w:rPr>
-        <w:t>山东省网信领域软科学重点</w:t>
-      </w:r>
-      <w:r>
-        <w:rPr>
-          <w:rFonts w:ascii="Times New Roman" w:hAnsi="Times New Roman" w:cs="Times New Roman" w:hint="eastAsia"/>
-          <w:sz w:val="22"/>
-          <w:szCs w:val="22"/>
-        </w:rPr>
-        <w:t>项目</w:t>
-      </w:r>
-      <w:r>
-        <w:rPr>
-          <w:rFonts w:ascii="Times New Roman" w:hAnsi="Times New Roman" w:cs="Times New Roman" w:hint="eastAsia"/>
-          <w:sz w:val="22"/>
-          <w:szCs w:val="22"/>
-        </w:rPr>
-        <w:t>、</w:t>
-      </w:r>
-      <w:r>
-        <w:rPr>
-          <w:rFonts w:ascii="Times New Roman" w:hAnsi="Times New Roman" w:cs="Times New Roman"/>
-          <w:sz w:val="22"/>
-          <w:szCs w:val="22"/>
-        </w:rPr>
-        <w:t>中国高校产学研创新基金</w:t>
-      </w:r>
-      <w:r>
-        <w:rPr>
-          <w:rFonts w:ascii="Times New Roman" w:hAnsi="Times New Roman" w:cs="Times New Roman" w:hint="eastAsia"/>
-          <w:sz w:val="22"/>
-          <w:szCs w:val="22"/>
-        </w:rPr>
-        <w:t>项目、</w:t>
-      </w:r>
-      <w:r>
-        <w:rPr>
-          <w:rFonts w:ascii="Times New Roman" w:hAnsi="Times New Roman" w:cs="Times New Roman"/>
-          <w:sz w:val="22"/>
-          <w:szCs w:val="22"/>
-        </w:rPr>
-        <w:t>中国教育和科研计算机网</w:t>
-      </w:r>
-      <w:r>
-        <w:rPr>
-          <w:rFonts w:ascii="Times New Roman" w:hAnsi="Times New Roman" w:cs="Times New Roman" w:hint="eastAsia"/>
-          <w:sz w:val="22"/>
-          <w:szCs w:val="22"/>
-        </w:rPr>
-        <w:t>（</w:t>
-      </w:r>
-      <w:r>
-        <w:rPr>
-          <w:rFonts w:ascii="Times New Roman" w:hAnsi="Times New Roman" w:cs="Times New Roman"/>
-          <w:sz w:val="22"/>
-          <w:szCs w:val="22"/>
-        </w:rPr>
-        <w:t>CERNET</w:t>
-      </w:r>
-      <w:r>
-        <w:rPr>
-          <w:rFonts w:ascii="Times New Roman" w:hAnsi="Times New Roman" w:cs="Times New Roman" w:hint="eastAsia"/>
-          <w:sz w:val="22"/>
-          <w:szCs w:val="22"/>
-        </w:rPr>
-        <w:t>）</w:t>
-      </w:r>
-      <w:r>
-        <w:rPr>
-          <w:rFonts w:ascii="Times New Roman" w:hAnsi="Times New Roman" w:cs="Times New Roman"/>
-          <w:sz w:val="22"/>
-          <w:szCs w:val="22"/>
-        </w:rPr>
-        <w:t>下一代互联网创新项目</w:t>
-      </w:r>
-      <w:r>
-        <w:rPr>
-          <w:rFonts w:ascii="Times New Roman" w:hAnsi="Times New Roman" w:cs="Times New Roman" w:hint="eastAsia"/>
-          <w:sz w:val="22"/>
-          <w:szCs w:val="22"/>
-        </w:rPr>
-        <w:t>等国家级</w:t>
-      </w:r>
-      <w:r>
-        <w:rPr>
-          <w:rFonts w:ascii="Times New Roman" w:hAnsi="Times New Roman" w:cs="Times New Roman" w:hint="eastAsia"/>
-          <w:sz w:val="22"/>
-          <w:szCs w:val="22"/>
-        </w:rPr>
-        <w:t>/</w:t>
-      </w:r>
-      <w:r>
-        <w:rPr>
-          <w:rFonts w:ascii="Times New Roman" w:hAnsi="Times New Roman" w:cs="Times New Roman" w:hint="eastAsia"/>
-          <w:sz w:val="22"/>
-          <w:szCs w:val="22"/>
-        </w:rPr>
-        <w:t>省部级项目</w:t>
-      </w:r>
-      <w:r>
-        <w:rPr>
-          <w:rFonts w:ascii="Times New Roman" w:hAnsi="Times New Roman" w:cs="Times New Roman" w:hint="eastAsia"/>
-          <w:sz w:val="22"/>
-          <w:szCs w:val="22"/>
-        </w:rPr>
-        <w:t>7</w:t>
+          <w:rFonts w:ascii="Times New Roman" w:hAnsi="Times New Roman" w:cs="Times New Roman"/>
+          <w:sz w:val="22"/>
+          <w:szCs w:val="22"/>
+        </w:rPr>
+        <w:t>中国科学院学部学科发展战略研究项目</w:t>
+      </w:r>
+      <w:r>
+        <w:rPr>
+          <w:rFonts w:ascii="Times New Roman" w:hAnsi="Times New Roman" w:cs="Times New Roman" w:hint="eastAsia"/>
+          <w:sz w:val="22"/>
+          <w:szCs w:val="22"/>
+        </w:rPr>
+        <w:t>等</w:t>
+      </w:r>
+      <w:r>
+        <w:rPr>
+          <w:rFonts w:ascii="Times New Roman" w:hAnsi="Times New Roman" w:cs="Times New Roman" w:hint="eastAsia"/>
+          <w:sz w:val="22"/>
+          <w:szCs w:val="22"/>
+        </w:rPr>
+        <w:t>科研项目</w:t>
+      </w:r>
+      <w:r>
+        <w:rPr>
+          <w:rFonts w:ascii="Times New Roman" w:hAnsi="Times New Roman" w:cs="Times New Roman" w:hint="eastAsia"/>
+          <w:sz w:val="22"/>
+          <w:szCs w:val="22"/>
+        </w:rPr>
+        <w:t>6</w:t>
       </w:r>
       <w:r>
         <w:rPr>
@@ -731,1790 +846,1279 @@
           <w:sz w:val="22"/>
           <w:szCs w:val="22"/>
         </w:rPr>
-        <w:t>，累计</w:t>
-      </w:r>
-      <w:r>
-        <w:rPr>
-          <w:rFonts w:ascii="Times New Roman" w:hAnsi="Times New Roman" w:cs="Times New Roman" w:hint="eastAsia"/>
-          <w:sz w:val="22"/>
-          <w:szCs w:val="22"/>
-        </w:rPr>
-        <w:t>主持</w:t>
-      </w:r>
-      <w:r>
-        <w:rPr>
-          <w:rFonts w:ascii="Times New Roman" w:hAnsi="Times New Roman" w:cs="Times New Roman" w:hint="eastAsia"/>
-          <w:sz w:val="22"/>
-          <w:szCs w:val="22"/>
-        </w:rPr>
-        <w:t>经费超</w:t>
-      </w:r>
-      <w:r>
-        <w:rPr>
-          <w:rFonts w:ascii="Times New Roman" w:hAnsi="Times New Roman" w:cs="Times New Roman" w:hint="eastAsia"/>
-          <w:sz w:val="22"/>
-          <w:szCs w:val="22"/>
-        </w:rPr>
-        <w:t>4</w:t>
-      </w:r>
-      <w:r>
-        <w:rPr>
-          <w:rFonts w:ascii="Times New Roman" w:hAnsi="Times New Roman" w:cs="Times New Roman" w:hint="eastAsia"/>
-          <w:sz w:val="22"/>
-          <w:szCs w:val="22"/>
-        </w:rPr>
-        <w:t>00</w:t>
-      </w:r>
-      <w:r>
-        <w:rPr>
-          <w:rFonts w:ascii="Times New Roman" w:hAnsi="Times New Roman" w:cs="Times New Roman" w:hint="eastAsia"/>
-          <w:sz w:val="22"/>
-          <w:szCs w:val="22"/>
-        </w:rPr>
-        <w:t>万元</w:t>
-      </w:r>
-      <w:r>
-        <w:rPr>
-          <w:rFonts w:ascii="Times New Roman" w:hAnsi="Times New Roman" w:cs="Times New Roman"/>
-          <w:sz w:val="22"/>
-          <w:szCs w:val="22"/>
-        </w:rPr>
-        <w:t>；参与</w:t>
-      </w:r>
-      <w:r>
-        <w:rPr>
-          <w:rFonts w:ascii="Times New Roman" w:hAnsi="Times New Roman" w:cs="Times New Roman" w:hint="eastAsia"/>
-          <w:sz w:val="22"/>
-          <w:szCs w:val="22"/>
-        </w:rPr>
-        <w:t>完成</w:t>
-      </w:r>
-      <w:r>
-        <w:rPr>
-          <w:rFonts w:ascii="Times New Roman" w:hAnsi="Times New Roman" w:cs="Times New Roman"/>
-          <w:sz w:val="22"/>
-          <w:szCs w:val="22"/>
-        </w:rPr>
-        <w:t>国家重点研发计划项目、</w:t>
-      </w:r>
-      <w:r>
-        <w:rPr>
-          <w:rFonts w:ascii="Times New Roman" w:hAnsi="Times New Roman" w:cs="Times New Roman"/>
-          <w:sz w:val="22"/>
-          <w:szCs w:val="22"/>
-        </w:rPr>
-        <w:t>军委科技委国防科技创新特区项目</w:t>
-      </w:r>
-      <w:r>
-        <w:rPr>
-          <w:rFonts w:ascii="Times New Roman" w:hAnsi="Times New Roman" w:cs="Times New Roman" w:hint="eastAsia"/>
-          <w:sz w:val="22"/>
-          <w:szCs w:val="22"/>
-        </w:rPr>
-        <w:t>、</w:t>
-      </w:r>
-      <w:r>
-        <w:rPr>
-          <w:rFonts w:ascii="Times New Roman" w:hAnsi="Times New Roman" w:cs="Times New Roman"/>
-          <w:sz w:val="22"/>
-          <w:szCs w:val="22"/>
-        </w:rPr>
-        <w:t>中国科学院学部学科发展战略研究项目</w:t>
-      </w:r>
-      <w:r>
-        <w:rPr>
-          <w:rFonts w:ascii="Times New Roman" w:hAnsi="Times New Roman" w:cs="Times New Roman" w:hint="eastAsia"/>
-          <w:sz w:val="22"/>
-          <w:szCs w:val="22"/>
-        </w:rPr>
-        <w:t>等</w:t>
-      </w:r>
-      <w:r>
-        <w:rPr>
-          <w:rFonts w:ascii="Times New Roman" w:hAnsi="Times New Roman" w:cs="Times New Roman" w:hint="eastAsia"/>
-          <w:sz w:val="22"/>
-          <w:szCs w:val="22"/>
-        </w:rPr>
-        <w:t>科研项目</w:t>
-      </w:r>
-      <w:r>
-        <w:rPr>
-          <w:rFonts w:ascii="Times New Roman" w:hAnsi="Times New Roman" w:cs="Times New Roman" w:hint="eastAsia"/>
-          <w:sz w:val="22"/>
-          <w:szCs w:val="22"/>
-        </w:rPr>
-        <w:t>6</w:t>
-      </w:r>
-      <w:r>
-        <w:rPr>
-          <w:rFonts w:ascii="Times New Roman" w:hAnsi="Times New Roman" w:cs="Times New Roman" w:hint="eastAsia"/>
-          <w:sz w:val="22"/>
-          <w:szCs w:val="22"/>
-        </w:rPr>
-        <w:t>项</w:t>
-      </w:r>
-      <w:r>
-        <w:rPr>
-          <w:rFonts w:ascii="Times New Roman" w:hAnsi="Times New Roman" w:cs="Times New Roman"/>
-          <w:sz w:val="22"/>
-          <w:szCs w:val="22"/>
-        </w:rPr>
-        <w:t>；</w:t>
-      </w:r>
-      <w:r>
-        <w:rPr>
-          <w:rFonts w:ascii="Times New Roman" w:hAnsi="Times New Roman" w:cs="Times New Roman" w:hint="eastAsia"/>
-          <w:sz w:val="22"/>
-          <w:szCs w:val="22"/>
-        </w:rPr>
-        <w:t>第一作者或通信作者发表</w:t>
-      </w:r>
-      <w:r>
-        <w:rPr>
-          <w:rFonts w:ascii="Times New Roman" w:hAnsi="Times New Roman" w:cs="Times New Roman"/>
-          <w:sz w:val="22"/>
-          <w:szCs w:val="22"/>
-        </w:rPr>
-        <w:t xml:space="preserve">IEEE </w:t>
-      </w:r>
-      <w:r>
-        <w:rPr>
-          <w:rFonts w:ascii="Times New Roman" w:hAnsi="Times New Roman" w:cs="Times New Roman" w:hint="eastAsia"/>
-          <w:sz w:val="22"/>
-          <w:szCs w:val="22"/>
-        </w:rPr>
-        <w:t>TCC</w:t>
-      </w:r>
-      <w:r>
-        <w:rPr>
-          <w:rFonts w:ascii="Times New Roman" w:hAnsi="Times New Roman" w:cs="Times New Roman"/>
-          <w:sz w:val="22"/>
-          <w:szCs w:val="22"/>
-        </w:rPr>
-        <w:t>、</w:t>
-      </w:r>
-      <w:r>
-        <w:rPr>
-          <w:rFonts w:ascii="Times New Roman" w:hAnsi="Times New Roman" w:cs="Times New Roman"/>
-          <w:sz w:val="22"/>
-          <w:szCs w:val="22"/>
-        </w:rPr>
-        <w:t>IEEE TNSM</w:t>
-      </w:r>
-      <w:r>
-        <w:rPr>
-          <w:rFonts w:ascii="Times New Roman" w:hAnsi="Times New Roman" w:cs="Times New Roman"/>
-          <w:sz w:val="22"/>
-          <w:szCs w:val="22"/>
-        </w:rPr>
-        <w:t>、</w:t>
-      </w:r>
-      <w:r>
-        <w:rPr>
-          <w:rFonts w:ascii="Times New Roman" w:hAnsi="Times New Roman" w:cs="Times New Roman"/>
-          <w:sz w:val="22"/>
-          <w:szCs w:val="22"/>
-        </w:rPr>
-        <w:t xml:space="preserve">IEEE </w:t>
-      </w:r>
-      <w:proofErr w:type="spellStart"/>
-      <w:r>
-        <w:rPr>
-          <w:rFonts w:ascii="Times New Roman" w:hAnsi="Times New Roman" w:cs="Times New Roman" w:hint="eastAsia"/>
-          <w:sz w:val="22"/>
-          <w:szCs w:val="22"/>
-        </w:rPr>
-        <w:t>IoTJ</w:t>
-      </w:r>
-      <w:proofErr w:type="spellEnd"/>
-      <w:r>
-        <w:rPr>
-          <w:rFonts w:ascii="Times New Roman" w:hAnsi="Times New Roman" w:cs="Times New Roman" w:hint="eastAsia"/>
-          <w:sz w:val="22"/>
-          <w:szCs w:val="22"/>
-        </w:rPr>
-        <w:t>、</w:t>
-      </w:r>
-      <w:r>
-        <w:rPr>
-          <w:rFonts w:ascii="Times New Roman" w:hAnsi="Times New Roman" w:cs="Times New Roman"/>
-          <w:sz w:val="22"/>
-          <w:szCs w:val="22"/>
-        </w:rPr>
-        <w:t xml:space="preserve">IEEE </w:t>
-      </w:r>
-      <w:r>
-        <w:rPr>
-          <w:rFonts w:ascii="Times New Roman" w:hAnsi="Times New Roman" w:cs="Times New Roman" w:hint="eastAsia"/>
-          <w:sz w:val="22"/>
-          <w:szCs w:val="22"/>
-        </w:rPr>
-        <w:t>TVT</w:t>
-      </w:r>
-      <w:r>
-        <w:rPr>
-          <w:rFonts w:ascii="Times New Roman" w:hAnsi="Times New Roman" w:cs="Times New Roman" w:hint="eastAsia"/>
-          <w:sz w:val="22"/>
-          <w:szCs w:val="22"/>
-        </w:rPr>
-        <w:t>、</w:t>
-      </w:r>
-      <w:r>
-        <w:rPr>
-          <w:rFonts w:ascii="Times New Roman" w:hAnsi="Times New Roman" w:cs="Times New Roman"/>
-          <w:sz w:val="22"/>
-          <w:szCs w:val="22"/>
-        </w:rPr>
-        <w:t>IEEE NETLETT</w:t>
-      </w:r>
-      <w:r>
-        <w:rPr>
-          <w:rFonts w:ascii="Times New Roman" w:hAnsi="Times New Roman" w:cs="Times New Roman" w:hint="eastAsia"/>
-          <w:sz w:val="22"/>
-          <w:szCs w:val="22"/>
-        </w:rPr>
-        <w:t>、</w:t>
-      </w:r>
-      <w:r>
-        <w:rPr>
-          <w:rFonts w:ascii="Times New Roman" w:hAnsi="Times New Roman" w:cs="Times New Roman"/>
-          <w:sz w:val="22"/>
-          <w:szCs w:val="22"/>
-        </w:rPr>
-        <w:t>Elsevier COMNET</w:t>
-      </w:r>
-      <w:r>
-        <w:rPr>
-          <w:rFonts w:ascii="Times New Roman" w:hAnsi="Times New Roman" w:cs="Times New Roman"/>
-          <w:sz w:val="22"/>
-          <w:szCs w:val="22"/>
-        </w:rPr>
-        <w:t>、</w:t>
-      </w:r>
-      <w:r>
-        <w:rPr>
-          <w:rFonts w:ascii="Times New Roman" w:hAnsi="Times New Roman" w:cs="Times New Roman"/>
-          <w:sz w:val="22"/>
-          <w:szCs w:val="22"/>
-        </w:rPr>
-        <w:t xml:space="preserve">Elsevier </w:t>
-      </w:r>
-      <w:r>
-        <w:rPr>
-          <w:rFonts w:ascii="Times New Roman" w:hAnsi="Times New Roman" w:cs="Times New Roman" w:hint="eastAsia"/>
-          <w:sz w:val="22"/>
-          <w:szCs w:val="22"/>
-        </w:rPr>
-        <w:t>JNCA</w:t>
-      </w:r>
-      <w:r>
-        <w:rPr>
-          <w:rFonts w:ascii="Times New Roman" w:hAnsi="Times New Roman" w:cs="Times New Roman"/>
-          <w:sz w:val="22"/>
-          <w:szCs w:val="22"/>
-        </w:rPr>
-        <w:t>、</w:t>
-      </w:r>
-      <w:r>
-        <w:rPr>
-          <w:rFonts w:ascii="Times New Roman" w:hAnsi="Times New Roman" w:cs="Times New Roman"/>
-          <w:sz w:val="22"/>
-          <w:szCs w:val="22"/>
-        </w:rPr>
-        <w:t>Elsevier COM</w:t>
-      </w:r>
-      <w:r>
-        <w:rPr>
-          <w:rFonts w:ascii="Times New Roman" w:hAnsi="Times New Roman" w:cs="Times New Roman" w:hint="eastAsia"/>
-          <w:sz w:val="22"/>
-          <w:szCs w:val="22"/>
-        </w:rPr>
-        <w:t>COM</w:t>
-      </w:r>
-      <w:r>
-        <w:rPr>
-          <w:rFonts w:ascii="Times New Roman" w:hAnsi="Times New Roman" w:cs="Times New Roman"/>
-          <w:sz w:val="22"/>
-          <w:szCs w:val="22"/>
-        </w:rPr>
-        <w:t>、</w:t>
-      </w:r>
-      <w:r>
-        <w:rPr>
-          <w:rFonts w:ascii="Times New Roman" w:hAnsi="Times New Roman" w:cs="Times New Roman"/>
-          <w:sz w:val="22"/>
-          <w:szCs w:val="22"/>
-        </w:rPr>
-        <w:t xml:space="preserve">Elsevier </w:t>
-      </w:r>
-      <w:r>
-        <w:rPr>
-          <w:rFonts w:ascii="Times New Roman" w:hAnsi="Times New Roman" w:cs="Times New Roman"/>
-          <w:sz w:val="22"/>
-          <w:szCs w:val="22"/>
-        </w:rPr>
-        <w:t>Ad Hoc</w:t>
-      </w:r>
-      <w:r>
-        <w:rPr>
-          <w:rFonts w:ascii="Times New Roman" w:hAnsi="Times New Roman" w:cs="Times New Roman"/>
-          <w:sz w:val="22"/>
-          <w:szCs w:val="22"/>
-        </w:rPr>
-        <w:t>、</w:t>
-      </w:r>
-      <w:r>
-        <w:rPr>
-          <w:rFonts w:ascii="Times New Roman" w:hAnsi="Times New Roman" w:cs="Times New Roman"/>
-          <w:sz w:val="22"/>
-          <w:szCs w:val="22"/>
-        </w:rPr>
-        <w:t xml:space="preserve">Springer </w:t>
-      </w:r>
-      <w:r>
-        <w:rPr>
-          <w:rFonts w:ascii="Times New Roman" w:hAnsi="Times New Roman" w:cs="Times New Roman" w:hint="eastAsia"/>
-          <w:sz w:val="22"/>
-          <w:szCs w:val="22"/>
-        </w:rPr>
-        <w:t>ASE</w:t>
-      </w:r>
-      <w:r>
-        <w:rPr>
-          <w:rFonts w:ascii="Times New Roman" w:hAnsi="Times New Roman" w:cs="Times New Roman"/>
-          <w:sz w:val="22"/>
-          <w:szCs w:val="22"/>
-        </w:rPr>
-        <w:t>、</w:t>
-      </w:r>
-      <w:r>
-        <w:rPr>
-          <w:rFonts w:ascii="Times New Roman" w:hAnsi="Times New Roman" w:cs="Times New Roman"/>
-          <w:sz w:val="22"/>
-          <w:szCs w:val="22"/>
-        </w:rPr>
-        <w:t xml:space="preserve">Wiley </w:t>
-      </w:r>
-      <w:r>
-        <w:rPr>
-          <w:rFonts w:ascii="Times New Roman" w:hAnsi="Times New Roman" w:cs="Times New Roman" w:hint="eastAsia"/>
-          <w:sz w:val="22"/>
-          <w:szCs w:val="22"/>
-        </w:rPr>
-        <w:t>IJNM</w:t>
-      </w:r>
-      <w:r>
-        <w:rPr>
-          <w:rFonts w:ascii="Times New Roman" w:hAnsi="Times New Roman" w:cs="Times New Roman"/>
-          <w:sz w:val="22"/>
-          <w:szCs w:val="22"/>
-        </w:rPr>
-        <w:t>等期刊和</w:t>
-      </w:r>
-      <w:r>
-        <w:rPr>
-          <w:rFonts w:ascii="Times New Roman" w:hAnsi="Times New Roman" w:cs="Times New Roman"/>
-          <w:sz w:val="22"/>
-          <w:szCs w:val="22"/>
-        </w:rPr>
-        <w:t>INFOCOM WKSHPS</w:t>
-      </w:r>
-      <w:r>
-        <w:rPr>
-          <w:rFonts w:ascii="Times New Roman" w:hAnsi="Times New Roman" w:cs="Times New Roman"/>
-          <w:sz w:val="22"/>
-          <w:szCs w:val="22"/>
-        </w:rPr>
-        <w:t>、</w:t>
-      </w:r>
-      <w:r>
-        <w:rPr>
-          <w:rFonts w:ascii="Times New Roman" w:hAnsi="Times New Roman" w:cs="Times New Roman" w:hint="eastAsia"/>
-          <w:sz w:val="22"/>
-          <w:szCs w:val="22"/>
-        </w:rPr>
-        <w:t>ICCCN</w:t>
-      </w:r>
-      <w:r>
-        <w:rPr>
-          <w:rFonts w:ascii="Times New Roman" w:hAnsi="Times New Roman" w:cs="Times New Roman" w:hint="eastAsia"/>
-          <w:sz w:val="22"/>
-          <w:szCs w:val="22"/>
-        </w:rPr>
-        <w:t>、</w:t>
-      </w:r>
-      <w:r>
-        <w:rPr>
-          <w:rFonts w:ascii="Times New Roman" w:hAnsi="Times New Roman" w:cs="Times New Roman" w:hint="eastAsia"/>
-          <w:sz w:val="22"/>
-          <w:szCs w:val="22"/>
-        </w:rPr>
-        <w:t>HPCC</w:t>
-      </w:r>
-      <w:r>
-        <w:rPr>
-          <w:rFonts w:ascii="Times New Roman" w:hAnsi="Times New Roman" w:cs="Times New Roman" w:hint="eastAsia"/>
-          <w:sz w:val="22"/>
-          <w:szCs w:val="22"/>
-        </w:rPr>
-        <w:t>、</w:t>
-      </w:r>
-      <w:r>
-        <w:rPr>
-          <w:rFonts w:ascii="Times New Roman" w:hAnsi="Times New Roman" w:cs="Times New Roman" w:hint="eastAsia"/>
-          <w:sz w:val="22"/>
-          <w:szCs w:val="22"/>
-        </w:rPr>
-        <w:t>A</w:t>
-      </w:r>
-      <w:r>
-        <w:rPr>
-          <w:rFonts w:ascii="Times New Roman" w:hAnsi="Times New Roman" w:cs="Times New Roman"/>
-          <w:sz w:val="22"/>
-          <w:szCs w:val="22"/>
-        </w:rPr>
-        <w:t>PNOMS</w:t>
-      </w:r>
-      <w:r>
-        <w:rPr>
-          <w:rFonts w:ascii="Times New Roman" w:hAnsi="Times New Roman" w:cs="Times New Roman"/>
-          <w:sz w:val="22"/>
-          <w:szCs w:val="22"/>
-        </w:rPr>
-        <w:t>、</w:t>
-      </w:r>
-      <w:proofErr w:type="spellStart"/>
-      <w:r>
-        <w:rPr>
-          <w:rFonts w:ascii="Times New Roman" w:hAnsi="Times New Roman" w:cs="Times New Roman"/>
-          <w:sz w:val="22"/>
-          <w:szCs w:val="22"/>
-        </w:rPr>
-        <w:t>MobiQuitous</w:t>
-      </w:r>
-      <w:proofErr w:type="spellEnd"/>
-      <w:r>
-        <w:rPr>
-          <w:rFonts w:ascii="Times New Roman" w:hAnsi="Times New Roman" w:cs="Times New Roman"/>
-          <w:sz w:val="22"/>
-          <w:szCs w:val="22"/>
-        </w:rPr>
-        <w:t>等会议论文</w:t>
-      </w:r>
-      <w:r>
-        <w:rPr>
-          <w:rFonts w:ascii="Times New Roman" w:hAnsi="Times New Roman" w:cs="Times New Roman" w:hint="eastAsia"/>
-          <w:sz w:val="22"/>
-          <w:szCs w:val="22"/>
-        </w:rPr>
-        <w:t>2</w:t>
-      </w:r>
-      <w:r>
-        <w:rPr>
-          <w:rFonts w:ascii="Times New Roman" w:hAnsi="Times New Roman" w:cs="Times New Roman"/>
-          <w:sz w:val="22"/>
-          <w:szCs w:val="22"/>
-        </w:rPr>
-        <w:t>0</w:t>
-      </w:r>
-      <w:r>
-        <w:rPr>
-          <w:rFonts w:ascii="Times New Roman" w:hAnsi="Times New Roman" w:cs="Times New Roman"/>
-          <w:sz w:val="22"/>
-          <w:szCs w:val="22"/>
-        </w:rPr>
-        <w:t>余篇，</w:t>
-      </w:r>
-      <w:r>
-        <w:rPr>
-          <w:rFonts w:ascii="Times New Roman" w:hAnsi="Times New Roman" w:cs="Times New Roman"/>
-          <w:sz w:val="22"/>
-          <w:szCs w:val="22"/>
-        </w:rPr>
-        <w:t>谷歌学术他引超过</w:t>
-      </w:r>
-      <w:r>
-        <w:rPr>
-          <w:rFonts w:ascii="Times New Roman" w:hAnsi="Times New Roman" w:cs="Times New Roman" w:hint="eastAsia"/>
-          <w:sz w:val="22"/>
-          <w:szCs w:val="22"/>
-        </w:rPr>
-        <w:t>8</w:t>
-      </w:r>
-      <w:r>
-        <w:rPr>
-          <w:rFonts w:ascii="Times New Roman" w:hAnsi="Times New Roman" w:cs="Times New Roman" w:hint="eastAsia"/>
-          <w:sz w:val="22"/>
-          <w:szCs w:val="22"/>
-        </w:rPr>
-        <w:t>00</w:t>
-      </w:r>
-      <w:r>
-        <w:rPr>
-          <w:rFonts w:ascii="Times New Roman" w:hAnsi="Times New Roman" w:cs="Times New Roman"/>
-          <w:sz w:val="22"/>
-          <w:szCs w:val="22"/>
-        </w:rPr>
-        <w:t>次</w:t>
-      </w:r>
-      <w:r>
-        <w:rPr>
-          <w:rFonts w:ascii="Times New Roman" w:hAnsi="Times New Roman" w:cs="Times New Roman" w:hint="eastAsia"/>
-          <w:sz w:val="22"/>
-          <w:szCs w:val="22"/>
-        </w:rPr>
-        <w:t>；</w:t>
-      </w:r>
-      <w:r>
-        <w:rPr>
-          <w:rFonts w:ascii="Times New Roman" w:hAnsi="Times New Roman" w:cs="Times New Roman" w:hint="eastAsia"/>
-          <w:sz w:val="22"/>
-          <w:szCs w:val="22"/>
-        </w:rPr>
-        <w:t>研究成果</w:t>
-      </w:r>
-      <w:r>
-        <w:rPr>
-          <w:rFonts w:ascii="Times New Roman" w:hAnsi="Times New Roman" w:cs="Times New Roman" w:hint="eastAsia"/>
-          <w:sz w:val="22"/>
-          <w:szCs w:val="22"/>
-        </w:rPr>
-        <w:t>获</w:t>
-      </w:r>
-      <w:r>
-        <w:rPr>
-          <w:rFonts w:ascii="Times New Roman" w:hAnsi="Times New Roman" w:cs="Times New Roman" w:hint="eastAsia"/>
-          <w:sz w:val="22"/>
-          <w:szCs w:val="22"/>
-        </w:rPr>
-        <w:t>评</w:t>
-      </w:r>
-      <w:r>
-        <w:rPr>
-          <w:rFonts w:ascii="Times New Roman" w:hAnsi="Times New Roman" w:cs="Times New Roman" w:hint="eastAsia"/>
-          <w:sz w:val="22"/>
-          <w:szCs w:val="22"/>
-        </w:rPr>
-        <w:t>NTCI</w:t>
-      </w:r>
-      <w:r>
-        <w:rPr>
-          <w:rFonts w:ascii="Times New Roman" w:hAnsi="Times New Roman" w:cs="Times New Roman"/>
-          <w:sz w:val="22"/>
-          <w:szCs w:val="22"/>
-        </w:rPr>
-        <w:t>’</w:t>
-      </w:r>
-      <w:r>
-        <w:rPr>
-          <w:rFonts w:ascii="Times New Roman" w:hAnsi="Times New Roman" w:cs="Times New Roman" w:hint="eastAsia"/>
-          <w:sz w:val="22"/>
-          <w:szCs w:val="22"/>
-        </w:rPr>
-        <w:t>25</w:t>
-      </w:r>
-      <w:r>
-        <w:rPr>
-          <w:rFonts w:ascii="Times New Roman" w:hAnsi="Times New Roman" w:cs="Times New Roman" w:hint="eastAsia"/>
-          <w:sz w:val="22"/>
-          <w:szCs w:val="22"/>
-        </w:rPr>
-        <w:t>最佳论文奖（</w:t>
-      </w:r>
-      <w:r>
-        <w:rPr>
-          <w:rFonts w:ascii="Times New Roman" w:hAnsi="Times New Roman" w:cs="Times New Roman" w:hint="eastAsia"/>
-          <w:sz w:val="22"/>
-          <w:szCs w:val="22"/>
-        </w:rPr>
-        <w:t>2025</w:t>
-      </w:r>
-      <w:r>
-        <w:rPr>
-          <w:rFonts w:ascii="Times New Roman" w:hAnsi="Times New Roman" w:cs="Times New Roman" w:hint="eastAsia"/>
-          <w:sz w:val="22"/>
-          <w:szCs w:val="22"/>
-        </w:rPr>
-        <w:t>）、</w:t>
-      </w:r>
-      <w:r>
-        <w:rPr>
-          <w:rFonts w:ascii="Times New Roman" w:hAnsi="Times New Roman" w:cs="Times New Roman" w:hint="eastAsia"/>
-          <w:sz w:val="22"/>
-          <w:szCs w:val="22"/>
-        </w:rPr>
-        <w:t>APNOMS</w:t>
-      </w:r>
-      <w:r>
-        <w:rPr>
-          <w:rFonts w:ascii="Times New Roman" w:hAnsi="Times New Roman" w:cs="Times New Roman"/>
-          <w:sz w:val="22"/>
-          <w:szCs w:val="22"/>
-        </w:rPr>
-        <w:t>’25</w:t>
-      </w:r>
-      <w:r>
-        <w:rPr>
-          <w:rFonts w:ascii="Times New Roman" w:hAnsi="Times New Roman" w:cs="Times New Roman"/>
-          <w:sz w:val="22"/>
-          <w:szCs w:val="22"/>
-        </w:rPr>
-        <w:t>最佳论文提名奖</w:t>
-      </w:r>
-      <w:r>
-        <w:rPr>
-          <w:rFonts w:ascii="Times New Roman" w:hAnsi="Times New Roman" w:cs="Times New Roman" w:hint="eastAsia"/>
-          <w:sz w:val="22"/>
-          <w:szCs w:val="22"/>
-        </w:rPr>
-        <w:t>（</w:t>
-      </w:r>
-      <w:r>
-        <w:rPr>
-          <w:rFonts w:ascii="Times New Roman" w:hAnsi="Times New Roman" w:cs="Times New Roman" w:hint="eastAsia"/>
-          <w:sz w:val="22"/>
-          <w:szCs w:val="22"/>
-        </w:rPr>
-        <w:t>2025</w:t>
-      </w:r>
-      <w:r>
-        <w:rPr>
-          <w:rFonts w:ascii="Times New Roman" w:hAnsi="Times New Roman" w:cs="Times New Roman" w:hint="eastAsia"/>
-          <w:sz w:val="22"/>
-          <w:szCs w:val="22"/>
-        </w:rPr>
-        <w:t>）、</w:t>
-      </w:r>
-      <w:r>
-        <w:rPr>
-          <w:rFonts w:ascii="Times New Roman" w:hAnsi="Times New Roman" w:cs="Times New Roman"/>
-          <w:sz w:val="22"/>
-          <w:szCs w:val="22"/>
-        </w:rPr>
-        <w:t>Wiley</w:t>
-      </w:r>
-      <w:r>
-        <w:rPr>
-          <w:rFonts w:ascii="Times New Roman" w:hAnsi="Times New Roman" w:cs="Times New Roman"/>
-          <w:sz w:val="22"/>
-          <w:szCs w:val="22"/>
-        </w:rPr>
-        <w:t>中国高贡献作者奖</w:t>
-      </w:r>
-      <w:r>
-        <w:rPr>
-          <w:rFonts w:ascii="Times New Roman" w:hAnsi="Times New Roman" w:cs="Times New Roman" w:hint="eastAsia"/>
-          <w:sz w:val="22"/>
-          <w:szCs w:val="22"/>
-        </w:rPr>
-        <w:t>（</w:t>
-      </w:r>
-      <w:r>
-        <w:rPr>
-          <w:rFonts w:ascii="Times New Roman" w:hAnsi="Times New Roman" w:cs="Times New Roman" w:hint="eastAsia"/>
-          <w:sz w:val="22"/>
-          <w:szCs w:val="22"/>
-        </w:rPr>
-        <w:t>2024</w:t>
-      </w:r>
-      <w:r>
-        <w:rPr>
-          <w:rFonts w:ascii="Times New Roman" w:hAnsi="Times New Roman" w:cs="Times New Roman" w:hint="eastAsia"/>
-          <w:sz w:val="22"/>
-          <w:szCs w:val="22"/>
-        </w:rPr>
-        <w:t>）、</w:t>
-      </w:r>
-      <w:r>
-        <w:rPr>
-          <w:rFonts w:ascii="Times New Roman" w:hAnsi="Times New Roman" w:cs="Times New Roman" w:hint="eastAsia"/>
-          <w:sz w:val="22"/>
-          <w:szCs w:val="22"/>
-        </w:rPr>
-        <w:t>济南市</w:t>
-      </w:r>
-      <w:r>
-        <w:rPr>
-          <w:rFonts w:ascii="Times New Roman" w:hAnsi="Times New Roman" w:cs="Times New Roman"/>
-          <w:sz w:val="22"/>
-          <w:szCs w:val="22"/>
-        </w:rPr>
-        <w:t>网信领域基础理论研究和技术创新应用论文二等奖</w:t>
-      </w:r>
-      <w:r>
-        <w:rPr>
-          <w:rFonts w:ascii="Times New Roman" w:hAnsi="Times New Roman" w:cs="Times New Roman" w:hint="eastAsia"/>
-          <w:sz w:val="22"/>
-          <w:szCs w:val="22"/>
-        </w:rPr>
-        <w:t>（</w:t>
-      </w:r>
-      <w:r>
-        <w:rPr>
-          <w:rFonts w:ascii="Times New Roman" w:hAnsi="Times New Roman" w:cs="Times New Roman" w:hint="eastAsia"/>
-          <w:sz w:val="22"/>
-          <w:szCs w:val="22"/>
-        </w:rPr>
-        <w:t>2023</w:t>
-      </w:r>
-      <w:r>
-        <w:rPr>
-          <w:rFonts w:ascii="Times New Roman" w:hAnsi="Times New Roman" w:cs="Times New Roman" w:hint="eastAsia"/>
-          <w:sz w:val="22"/>
-          <w:szCs w:val="22"/>
-        </w:rPr>
-        <w:t>）、</w:t>
-      </w:r>
-      <w:r>
-        <w:rPr>
-          <w:rFonts w:ascii="Times New Roman" w:hAnsi="Times New Roman" w:cs="Times New Roman"/>
-          <w:sz w:val="22"/>
-          <w:szCs w:val="22"/>
-        </w:rPr>
-        <w:t>NaNA’21</w:t>
-      </w:r>
-      <w:r>
-        <w:rPr>
-          <w:rFonts w:ascii="Times New Roman" w:hAnsi="Times New Roman" w:cs="Times New Roman" w:hint="eastAsia"/>
-          <w:sz w:val="22"/>
-          <w:szCs w:val="22"/>
-        </w:rPr>
-        <w:t>最佳论文奖</w:t>
-      </w:r>
-      <w:r>
-        <w:rPr>
-          <w:rFonts w:ascii="Times New Roman" w:hAnsi="Times New Roman" w:cs="Times New Roman" w:hint="eastAsia"/>
-          <w:sz w:val="22"/>
-          <w:szCs w:val="22"/>
-        </w:rPr>
-        <w:t>（</w:t>
-      </w:r>
-      <w:r>
-        <w:rPr>
-          <w:rFonts w:ascii="Times New Roman" w:hAnsi="Times New Roman" w:cs="Times New Roman" w:hint="eastAsia"/>
-          <w:sz w:val="22"/>
-          <w:szCs w:val="22"/>
-        </w:rPr>
-        <w:t>2021</w:t>
-      </w:r>
-      <w:r>
-        <w:rPr>
-          <w:rFonts w:ascii="Times New Roman" w:hAnsi="Times New Roman" w:cs="Times New Roman" w:hint="eastAsia"/>
-          <w:sz w:val="22"/>
-          <w:szCs w:val="22"/>
-        </w:rPr>
-        <w:t>）</w:t>
-      </w:r>
-      <w:r>
-        <w:rPr>
-          <w:rFonts w:ascii="Times New Roman" w:hAnsi="Times New Roman" w:cs="Times New Roman" w:hint="eastAsia"/>
-          <w:sz w:val="22"/>
-          <w:szCs w:val="22"/>
-        </w:rPr>
-        <w:t>；</w:t>
-      </w:r>
-      <w:r>
-        <w:rPr>
-          <w:rFonts w:ascii="Times New Roman" w:hAnsi="Times New Roman" w:cs="Times New Roman"/>
-          <w:sz w:val="22"/>
-          <w:szCs w:val="22"/>
-        </w:rPr>
-        <w:t>授权</w:t>
-      </w:r>
-      <w:r>
-        <w:rPr>
-          <w:rFonts w:ascii="Times New Roman" w:hAnsi="Times New Roman" w:cs="Times New Roman"/>
-          <w:sz w:val="22"/>
-          <w:szCs w:val="22"/>
-        </w:rPr>
-        <w:t>发明专利</w:t>
-      </w:r>
-      <w:r>
-        <w:rPr>
-          <w:rFonts w:ascii="Times New Roman" w:hAnsi="Times New Roman" w:cs="Times New Roman" w:hint="eastAsia"/>
-          <w:sz w:val="22"/>
-          <w:szCs w:val="22"/>
-        </w:rPr>
-        <w:t>1</w:t>
-      </w:r>
-      <w:r>
-        <w:rPr>
-          <w:rFonts w:ascii="Times New Roman" w:hAnsi="Times New Roman" w:cs="Times New Roman" w:hint="eastAsia"/>
-          <w:sz w:val="22"/>
-          <w:szCs w:val="22"/>
-        </w:rPr>
-        <w:t>4</w:t>
-      </w:r>
-      <w:r>
-        <w:rPr>
-          <w:rFonts w:ascii="Times New Roman" w:hAnsi="Times New Roman" w:cs="Times New Roman"/>
-          <w:sz w:val="22"/>
-          <w:szCs w:val="22"/>
-        </w:rPr>
-        <w:t>项，</w:t>
-      </w:r>
-      <w:r>
-        <w:rPr>
-          <w:rFonts w:ascii="Times New Roman" w:hAnsi="Times New Roman" w:cs="Times New Roman" w:hint="eastAsia"/>
-          <w:sz w:val="22"/>
-          <w:szCs w:val="22"/>
-        </w:rPr>
-        <w:t>其中</w:t>
-      </w:r>
-      <w:r>
-        <w:rPr>
-          <w:rFonts w:ascii="Times New Roman" w:hAnsi="Times New Roman" w:cs="Times New Roman"/>
-          <w:sz w:val="22"/>
-          <w:szCs w:val="22"/>
-        </w:rPr>
-        <w:t>PCT</w:t>
-      </w:r>
-      <w:r>
-        <w:rPr>
-          <w:rFonts w:ascii="Times New Roman" w:hAnsi="Times New Roman" w:cs="Times New Roman"/>
-          <w:sz w:val="22"/>
-          <w:szCs w:val="22"/>
-        </w:rPr>
-        <w:t>发明专利</w:t>
-      </w:r>
-      <w:r>
-        <w:rPr>
-          <w:rFonts w:ascii="Times New Roman" w:hAnsi="Times New Roman" w:cs="Times New Roman"/>
-          <w:sz w:val="22"/>
-          <w:szCs w:val="22"/>
-        </w:rPr>
-        <w:t>1</w:t>
-      </w:r>
-      <w:r>
-        <w:rPr>
-          <w:rFonts w:ascii="Times New Roman" w:hAnsi="Times New Roman" w:cs="Times New Roman"/>
-          <w:sz w:val="22"/>
-          <w:szCs w:val="22"/>
-        </w:rPr>
-        <w:t>项；</w:t>
-      </w:r>
-      <w:r>
-        <w:rPr>
-          <w:rFonts w:ascii="Times New Roman" w:hAnsi="Times New Roman" w:cs="Times New Roman" w:hint="eastAsia"/>
-          <w:sz w:val="22"/>
-          <w:szCs w:val="22"/>
-        </w:rPr>
-        <w:t>参编</w:t>
-      </w:r>
-      <w:r>
-        <w:rPr>
-          <w:rFonts w:ascii="Times New Roman" w:hAnsi="Times New Roman" w:cs="Times New Roman" w:hint="eastAsia"/>
-          <w:sz w:val="22"/>
-          <w:szCs w:val="22"/>
-        </w:rPr>
-        <w:t>专著</w:t>
-      </w:r>
-      <w:r>
-        <w:rPr>
-          <w:rFonts w:ascii="Times New Roman" w:hAnsi="Times New Roman" w:cs="Times New Roman" w:hint="eastAsia"/>
-          <w:sz w:val="22"/>
-          <w:szCs w:val="22"/>
-        </w:rPr>
-        <w:t>《</w:t>
-      </w:r>
-      <w:r>
-        <w:rPr>
-          <w:rFonts w:ascii="Times New Roman" w:hAnsi="Times New Roman" w:cs="Times New Roman"/>
-          <w:sz w:val="22"/>
-          <w:szCs w:val="22"/>
-        </w:rPr>
-        <w:t>网络操作系统</w:t>
-      </w:r>
-      <w:proofErr w:type="spellStart"/>
-      <w:r>
-        <w:rPr>
-          <w:rFonts w:ascii="Times New Roman" w:hAnsi="Times New Roman" w:cs="Times New Roman"/>
-          <w:sz w:val="22"/>
-          <w:szCs w:val="22"/>
-        </w:rPr>
-        <w:t>SONiC</w:t>
-      </w:r>
-      <w:proofErr w:type="spellEnd"/>
-      <w:r>
-        <w:rPr>
-          <w:rFonts w:ascii="Times New Roman" w:hAnsi="Times New Roman" w:cs="Times New Roman" w:hint="eastAsia"/>
-          <w:sz w:val="22"/>
-          <w:szCs w:val="22"/>
-        </w:rPr>
-        <w:t>：</w:t>
-      </w:r>
-      <w:r>
-        <w:rPr>
-          <w:rFonts w:ascii="Times New Roman" w:hAnsi="Times New Roman" w:cs="Times New Roman"/>
-          <w:sz w:val="22"/>
-          <w:szCs w:val="22"/>
-        </w:rPr>
-        <w:t>原理、技术与实践</w:t>
-      </w:r>
-      <w:r>
-        <w:rPr>
-          <w:rFonts w:ascii="Times New Roman" w:hAnsi="Times New Roman" w:cs="Times New Roman" w:hint="eastAsia"/>
-          <w:sz w:val="22"/>
-          <w:szCs w:val="22"/>
-        </w:rPr>
-        <w:t>》</w:t>
-      </w:r>
-      <w:r>
-        <w:rPr>
-          <w:rFonts w:ascii="Times New Roman" w:hAnsi="Times New Roman" w:cs="Times New Roman" w:hint="eastAsia"/>
-          <w:sz w:val="22"/>
-          <w:szCs w:val="22"/>
-        </w:rPr>
-        <w:t>（</w:t>
-      </w:r>
-      <w:r>
-        <w:rPr>
-          <w:rFonts w:ascii="Times New Roman" w:hAnsi="Times New Roman" w:cs="Times New Roman" w:hint="eastAsia"/>
-          <w:sz w:val="22"/>
-          <w:szCs w:val="22"/>
-        </w:rPr>
-        <w:t>3/4</w:t>
-      </w:r>
-      <w:r>
-        <w:rPr>
-          <w:rFonts w:ascii="Times New Roman" w:hAnsi="Times New Roman" w:cs="Times New Roman" w:hint="eastAsia"/>
-          <w:sz w:val="22"/>
-          <w:szCs w:val="22"/>
-        </w:rPr>
-        <w:t>）</w:t>
-      </w:r>
-      <w:r>
-        <w:rPr>
-          <w:rFonts w:ascii="Times New Roman" w:hAnsi="Times New Roman" w:cs="Times New Roman" w:hint="eastAsia"/>
-          <w:sz w:val="22"/>
-          <w:szCs w:val="22"/>
-        </w:rPr>
-        <w:t>；</w:t>
-      </w:r>
-      <w:r>
-        <w:rPr>
-          <w:rFonts w:ascii="Times New Roman" w:hAnsi="Times New Roman" w:cs="Times New Roman" w:hint="eastAsia"/>
-          <w:sz w:val="22"/>
-          <w:szCs w:val="22"/>
-        </w:rPr>
-        <w:t>起草</w:t>
-      </w:r>
-      <w:r>
-        <w:rPr>
-          <w:rFonts w:ascii="Times New Roman" w:hAnsi="Times New Roman" w:cs="Times New Roman" w:hint="eastAsia"/>
-          <w:sz w:val="22"/>
-          <w:szCs w:val="22"/>
-        </w:rPr>
-        <w:t>《智能计算</w:t>
-      </w:r>
-      <w:r>
-        <w:rPr>
-          <w:rFonts w:ascii="Times New Roman" w:hAnsi="Times New Roman" w:cs="Times New Roman" w:hint="eastAsia"/>
-          <w:sz w:val="22"/>
-          <w:szCs w:val="22"/>
-        </w:rPr>
-        <w:t xml:space="preserve"> </w:t>
-      </w:r>
-      <w:r>
-        <w:rPr>
-          <w:rFonts w:ascii="Times New Roman" w:hAnsi="Times New Roman" w:cs="Times New Roman" w:hint="eastAsia"/>
-          <w:sz w:val="22"/>
-          <w:szCs w:val="22"/>
-        </w:rPr>
-        <w:t>超算互联网组网技术要求》</w:t>
-      </w:r>
-      <w:r>
-        <w:rPr>
-          <w:rFonts w:ascii="Times New Roman" w:hAnsi="Times New Roman" w:cs="Times New Roman" w:hint="eastAsia"/>
-          <w:sz w:val="22"/>
-          <w:szCs w:val="22"/>
-        </w:rPr>
-        <w:t>国标</w:t>
-      </w:r>
-      <w:r>
-        <w:rPr>
-          <w:rFonts w:ascii="Times New Roman" w:hAnsi="Times New Roman" w:cs="Times New Roman" w:hint="eastAsia"/>
-          <w:sz w:val="22"/>
-          <w:szCs w:val="22"/>
-        </w:rPr>
-        <w:t>1</w:t>
-      </w:r>
-      <w:r>
-        <w:rPr>
-          <w:rFonts w:ascii="Times New Roman" w:hAnsi="Times New Roman" w:cs="Times New Roman" w:hint="eastAsia"/>
-          <w:sz w:val="22"/>
-          <w:szCs w:val="22"/>
-        </w:rPr>
-        <w:t>项、</w:t>
-      </w:r>
-      <w:r>
-        <w:rPr>
-          <w:rFonts w:ascii="Times New Roman" w:hAnsi="Times New Roman" w:cs="Times New Roman" w:hint="eastAsia"/>
-          <w:sz w:val="22"/>
-          <w:szCs w:val="22"/>
-        </w:rPr>
-        <w:t>CCSA</w:t>
-      </w:r>
-      <w:r>
-        <w:rPr>
-          <w:rFonts w:ascii="Times New Roman" w:hAnsi="Times New Roman" w:cs="Times New Roman" w:hint="eastAsia"/>
-          <w:sz w:val="22"/>
-          <w:szCs w:val="22"/>
-        </w:rPr>
-        <w:t>行</w:t>
-      </w:r>
-      <w:r>
-        <w:rPr>
-          <w:rFonts w:ascii="Times New Roman" w:hAnsi="Times New Roman" w:cs="Times New Roman"/>
-          <w:sz w:val="22"/>
-          <w:szCs w:val="22"/>
-        </w:rPr>
-        <w:t>标</w:t>
-      </w:r>
-      <w:r>
-        <w:rPr>
-          <w:rFonts w:ascii="Times New Roman" w:hAnsi="Times New Roman" w:cs="Times New Roman" w:hint="eastAsia"/>
-          <w:sz w:val="22"/>
-          <w:szCs w:val="22"/>
-        </w:rPr>
-        <w:t>11</w:t>
-      </w:r>
-      <w:r>
-        <w:rPr>
-          <w:rFonts w:ascii="Times New Roman" w:hAnsi="Times New Roman" w:cs="Times New Roman"/>
-          <w:sz w:val="22"/>
-          <w:szCs w:val="22"/>
-        </w:rPr>
-        <w:t>项，</w:t>
-      </w:r>
-      <w:r>
-        <w:rPr>
-          <w:rFonts w:ascii="Times New Roman" w:hAnsi="Times New Roman" w:cs="Times New Roman"/>
-          <w:sz w:val="22"/>
-          <w:szCs w:val="22"/>
-        </w:rPr>
-        <w:t>提交</w:t>
-      </w:r>
-      <w:r>
-        <w:rPr>
-          <w:rFonts w:ascii="Times New Roman" w:hAnsi="Times New Roman" w:cs="Times New Roman"/>
-          <w:sz w:val="22"/>
-          <w:szCs w:val="22"/>
-        </w:rPr>
-        <w:t>IETF</w:t>
-      </w:r>
-      <w:r>
-        <w:rPr>
-          <w:rFonts w:ascii="Times New Roman" w:hAnsi="Times New Roman" w:cs="Times New Roman"/>
-          <w:sz w:val="22"/>
-          <w:szCs w:val="22"/>
-        </w:rPr>
-        <w:t>草案</w:t>
-      </w:r>
-      <w:r>
-        <w:rPr>
-          <w:rFonts w:ascii="Times New Roman" w:hAnsi="Times New Roman" w:cs="Times New Roman"/>
-          <w:sz w:val="22"/>
-          <w:szCs w:val="22"/>
-        </w:rPr>
-        <w:t>2</w:t>
-      </w:r>
-      <w:r>
-        <w:rPr>
-          <w:rFonts w:ascii="Times New Roman" w:hAnsi="Times New Roman" w:cs="Times New Roman"/>
-          <w:sz w:val="22"/>
-          <w:szCs w:val="22"/>
-        </w:rPr>
-        <w:t>项</w:t>
-      </w:r>
-      <w:r>
-        <w:rPr>
-          <w:rFonts w:ascii="Times New Roman" w:hAnsi="Times New Roman" w:cs="Times New Roman" w:hint="eastAsia"/>
-          <w:sz w:val="22"/>
-          <w:szCs w:val="22"/>
-        </w:rPr>
-        <w:t>，</w:t>
-      </w:r>
-      <w:r>
-        <w:rPr>
-          <w:rFonts w:ascii="Times New Roman" w:hAnsi="Times New Roman" w:cs="Times New Roman" w:hint="eastAsia"/>
-          <w:sz w:val="22"/>
-          <w:szCs w:val="22"/>
-        </w:rPr>
-        <w:t>参编</w:t>
-      </w:r>
-      <w:r>
-        <w:rPr>
-          <w:rFonts w:ascii="Times New Roman" w:hAnsi="Times New Roman" w:cs="Times New Roman" w:hint="eastAsia"/>
-          <w:sz w:val="22"/>
-          <w:szCs w:val="22"/>
-        </w:rPr>
-        <w:t>《</w:t>
-      </w:r>
-      <w:r>
-        <w:rPr>
-          <w:rFonts w:ascii="Times New Roman" w:hAnsi="Times New Roman" w:cs="Times New Roman"/>
-          <w:sz w:val="22"/>
-          <w:szCs w:val="22"/>
-        </w:rPr>
-        <w:t>计算网络化研究报告</w:t>
-      </w:r>
-      <w:r>
-        <w:rPr>
-          <w:rFonts w:ascii="Times New Roman" w:hAnsi="Times New Roman" w:cs="Times New Roman" w:hint="eastAsia"/>
-          <w:sz w:val="22"/>
-          <w:szCs w:val="22"/>
-        </w:rPr>
-        <w:t>》、《</w:t>
-      </w:r>
-      <w:r>
-        <w:rPr>
-          <w:rFonts w:ascii="Times New Roman" w:hAnsi="Times New Roman" w:cs="Times New Roman" w:hint="eastAsia"/>
-          <w:sz w:val="22"/>
-          <w:szCs w:val="22"/>
-        </w:rPr>
-        <w:t>山东省算力互联网技术白皮书</w:t>
-      </w:r>
-      <w:r>
-        <w:rPr>
-          <w:rFonts w:ascii="Times New Roman" w:hAnsi="Times New Roman" w:cs="Times New Roman" w:hint="eastAsia"/>
-          <w:sz w:val="22"/>
-          <w:szCs w:val="22"/>
-        </w:rPr>
-        <w:t>》等</w:t>
-      </w:r>
-      <w:r>
-        <w:rPr>
-          <w:rFonts w:ascii="Times New Roman" w:hAnsi="Times New Roman" w:cs="Times New Roman"/>
-          <w:sz w:val="22"/>
-          <w:szCs w:val="22"/>
-        </w:rPr>
-        <w:t>技术白皮书</w:t>
-      </w:r>
-      <w:r>
-        <w:rPr>
-          <w:rFonts w:ascii="Times New Roman" w:hAnsi="Times New Roman" w:cs="Times New Roman" w:hint="eastAsia"/>
-          <w:sz w:val="22"/>
-          <w:szCs w:val="22"/>
-        </w:rPr>
-        <w:t>5</w:t>
-      </w:r>
-      <w:r>
-        <w:rPr>
-          <w:rFonts w:ascii="Times New Roman" w:hAnsi="Times New Roman" w:cs="Times New Roman"/>
-          <w:sz w:val="22"/>
-          <w:szCs w:val="22"/>
-        </w:rPr>
-        <w:t>项</w:t>
-      </w:r>
-      <w:r>
-        <w:rPr>
-          <w:rFonts w:ascii="Times New Roman" w:hAnsi="Times New Roman" w:cs="Times New Roman" w:hint="eastAsia"/>
-          <w:sz w:val="22"/>
-          <w:szCs w:val="22"/>
-        </w:rPr>
-        <w:t>；</w:t>
-      </w:r>
-      <w:r>
-        <w:rPr>
-          <w:rFonts w:ascii="Times New Roman" w:hAnsi="Times New Roman" w:cs="Times New Roman" w:hint="eastAsia"/>
-          <w:sz w:val="22"/>
-          <w:szCs w:val="22"/>
-        </w:rPr>
-        <w:t>入选中韩青年科学家交流计划（</w:t>
-      </w:r>
-      <w:r>
-        <w:rPr>
-          <w:rFonts w:ascii="Times New Roman" w:hAnsi="Times New Roman" w:cs="Times New Roman" w:hint="eastAsia"/>
-          <w:sz w:val="22"/>
-          <w:szCs w:val="22"/>
-        </w:rPr>
-        <w:t>2024</w:t>
-      </w:r>
-      <w:r>
-        <w:rPr>
-          <w:rFonts w:ascii="Times New Roman" w:hAnsi="Times New Roman" w:cs="Times New Roman" w:hint="eastAsia"/>
-          <w:sz w:val="22"/>
-          <w:szCs w:val="22"/>
-        </w:rPr>
-        <w:t>）；</w:t>
-      </w:r>
-      <w:r>
-        <w:rPr>
-          <w:rFonts w:ascii="Times New Roman" w:hAnsi="Times New Roman" w:cs="Times New Roman" w:hint="eastAsia"/>
-          <w:sz w:val="22"/>
-          <w:szCs w:val="22"/>
-        </w:rPr>
-        <w:t>担任</w:t>
-      </w:r>
-      <w:r>
-        <w:rPr>
-          <w:rFonts w:ascii="Times New Roman" w:hAnsi="Times New Roman" w:cs="Times New Roman" w:hint="eastAsia"/>
-          <w:sz w:val="22"/>
-          <w:szCs w:val="22"/>
-        </w:rPr>
-        <w:t>《</w:t>
-      </w:r>
-      <w:r>
-        <w:rPr>
-          <w:rFonts w:ascii="Times New Roman" w:hAnsi="Times New Roman" w:cs="Times New Roman"/>
-          <w:sz w:val="22"/>
-          <w:szCs w:val="22"/>
-        </w:rPr>
-        <w:t>Frontiers in High Performance Computing</w:t>
-      </w:r>
-      <w:r>
-        <w:rPr>
-          <w:rFonts w:ascii="Times New Roman" w:hAnsi="Times New Roman" w:cs="Times New Roman" w:hint="eastAsia"/>
-          <w:sz w:val="22"/>
-          <w:szCs w:val="22"/>
-        </w:rPr>
-        <w:t>》、</w:t>
-      </w:r>
-      <w:r>
-        <w:rPr>
-          <w:rFonts w:ascii="Times New Roman" w:hAnsi="Times New Roman" w:cs="Times New Roman" w:hint="eastAsia"/>
-          <w:sz w:val="22"/>
-          <w:szCs w:val="22"/>
-        </w:rPr>
-        <w:t>《山东科学》</w:t>
-      </w:r>
-      <w:r>
-        <w:rPr>
-          <w:rFonts w:ascii="Times New Roman" w:hAnsi="Times New Roman" w:cs="Times New Roman" w:hint="eastAsia"/>
-          <w:sz w:val="22"/>
-          <w:szCs w:val="22"/>
-        </w:rPr>
-        <w:t>、《电信科学》</w:t>
-      </w:r>
-      <w:r>
-        <w:rPr>
-          <w:rFonts w:ascii="Times New Roman" w:hAnsi="Times New Roman" w:cs="Times New Roman" w:hint="eastAsia"/>
-          <w:sz w:val="22"/>
-          <w:szCs w:val="22"/>
-        </w:rPr>
-        <w:t>、《</w:t>
-      </w:r>
-      <w:r>
-        <w:rPr>
-          <w:rFonts w:ascii="Times New Roman" w:hAnsi="Times New Roman" w:cs="Times New Roman" w:hint="eastAsia"/>
-          <w:sz w:val="22"/>
-          <w:szCs w:val="22"/>
-        </w:rPr>
-        <w:t>网络空间安全科学学报</w:t>
-      </w:r>
-      <w:r>
-        <w:rPr>
-          <w:rFonts w:ascii="Times New Roman" w:hAnsi="Times New Roman" w:cs="Times New Roman" w:hint="eastAsia"/>
-          <w:sz w:val="22"/>
-          <w:szCs w:val="22"/>
-        </w:rPr>
-        <w:t>》</w:t>
-      </w:r>
-      <w:r>
-        <w:rPr>
-          <w:rFonts w:ascii="Times New Roman" w:hAnsi="Times New Roman" w:cs="Times New Roman" w:hint="eastAsia"/>
-          <w:sz w:val="22"/>
-          <w:szCs w:val="22"/>
-        </w:rPr>
-        <w:t>编委</w:t>
-      </w:r>
-      <w:r>
-        <w:rPr>
-          <w:rFonts w:ascii="Times New Roman" w:hAnsi="Times New Roman" w:cs="Times New Roman" w:hint="eastAsia"/>
-          <w:sz w:val="22"/>
-          <w:szCs w:val="22"/>
-        </w:rPr>
-        <w:t>/</w:t>
-      </w:r>
-      <w:r>
-        <w:rPr>
-          <w:rFonts w:ascii="Times New Roman" w:hAnsi="Times New Roman" w:cs="Times New Roman" w:hint="eastAsia"/>
-          <w:sz w:val="22"/>
-          <w:szCs w:val="22"/>
-        </w:rPr>
-        <w:t>青年编委；</w:t>
-      </w:r>
-      <w:r>
-        <w:rPr>
-          <w:rFonts w:ascii="Times New Roman" w:hAnsi="Times New Roman" w:cs="Times New Roman"/>
-          <w:sz w:val="22"/>
-          <w:szCs w:val="22"/>
-        </w:rPr>
-        <w:t>是</w:t>
-      </w:r>
-      <w:r>
-        <w:rPr>
-          <w:rFonts w:ascii="Times New Roman" w:hAnsi="Times New Roman" w:cs="Times New Roman"/>
-          <w:sz w:val="22"/>
-          <w:szCs w:val="22"/>
-        </w:rPr>
-        <w:t>全国智能计算标准化工作组超算互联网研究组（</w:t>
-      </w:r>
-      <w:r>
-        <w:rPr>
-          <w:rFonts w:ascii="Times New Roman" w:hAnsi="Times New Roman" w:cs="Times New Roman"/>
-          <w:sz w:val="22"/>
-          <w:szCs w:val="22"/>
-        </w:rPr>
-        <w:t>SAC/SWG32/SG6</w:t>
-      </w:r>
-      <w:r>
-        <w:rPr>
-          <w:rFonts w:ascii="Times New Roman" w:hAnsi="Times New Roman" w:cs="Times New Roman"/>
-          <w:sz w:val="22"/>
-          <w:szCs w:val="22"/>
-        </w:rPr>
-        <w:t>）专家</w:t>
-      </w:r>
-      <w:r>
-        <w:rPr>
-          <w:rFonts w:ascii="Times New Roman" w:hAnsi="Times New Roman" w:cs="Times New Roman" w:hint="eastAsia"/>
-          <w:sz w:val="22"/>
-          <w:szCs w:val="22"/>
-        </w:rPr>
-        <w:t>、</w:t>
-      </w:r>
-      <w:r>
-        <w:rPr>
-          <w:rFonts w:ascii="Times New Roman" w:hAnsi="Times New Roman" w:cs="Times New Roman"/>
-          <w:sz w:val="22"/>
-          <w:szCs w:val="22"/>
-        </w:rPr>
-        <w:t>中国通信标准化协会网络与业务能力技术工作委员会委员、算网融合产业及标准推进委员会高性能计算组和新技术工作组委员、</w:t>
-      </w:r>
-      <w:r>
-        <w:rPr>
-          <w:rFonts w:ascii="Times New Roman" w:hAnsi="Times New Roman" w:cs="Times New Roman" w:hint="eastAsia"/>
-          <w:sz w:val="22"/>
-          <w:szCs w:val="22"/>
-        </w:rPr>
-        <w:t>山东省人工智能学会理事、</w:t>
-      </w:r>
-      <w:r>
-        <w:rPr>
-          <w:rFonts w:ascii="Times New Roman" w:hAnsi="Times New Roman" w:cs="Times New Roman"/>
-          <w:sz w:val="22"/>
-          <w:szCs w:val="22"/>
-        </w:rPr>
-        <w:t>山东电子学会首届青年科学家工作委员会委员、山东电子学会空天信息技术与应用专业委员会委员、山东省信息产业协会标准化管理委员会委员。</w:t>
+        <w:t>。</w:t>
       </w:r>
     </w:p>
     <w:p>
       <w:pPr>
-        <w:spacing w:before="240" w:line="360" w:lineRule="exact"/>
+        <w:spacing w:line="360" w:lineRule="exact"/>
+        <w:ind w:firstLineChars="200" w:firstLine="440"/>
         <w:jc w:val="both"/>
         <w:rPr>
-          <w:rFonts w:ascii="Heiti SC Medium" w:eastAsia="Heiti SC Medium" w:hAnsi="Heiti SC Medium"/>
-          <w:sz w:val="22"/>
-          <w:szCs w:val="22"/>
-        </w:rPr>
-      </w:pPr>
-      <w:r>
-        <w:rPr>
-          <w:rFonts w:ascii="Heiti SC Medium" w:eastAsia="Heiti SC Medium" w:hAnsi="Heiti SC Medium" w:hint="eastAsia"/>
-          <w:sz w:val="22"/>
-          <w:szCs w:val="22"/>
-        </w:rPr>
-        <w:t>论文发表情况</w:t>
+          <w:rFonts w:ascii="Times New Roman" w:hAnsi="Times New Roman" w:cs="Times New Roman"/>
+          <w:sz w:val="22"/>
+          <w:szCs w:val="22"/>
+        </w:rPr>
+      </w:pPr>
+      <w:r>
+        <w:rPr>
+          <w:rFonts w:ascii="Times New Roman" w:hAnsi="Times New Roman" w:cs="Times New Roman"/>
+          <w:sz w:val="22"/>
+          <w:szCs w:val="22"/>
+        </w:rPr>
+        <w:t>研究方向为</w:t>
+      </w:r>
+      <w:r>
+        <w:rPr>
+          <w:rFonts w:ascii="Times New Roman" w:hAnsi="Times New Roman" w:cs="Times New Roman" w:hint="eastAsia"/>
+          <w:sz w:val="22"/>
+          <w:szCs w:val="22"/>
+        </w:rPr>
+        <w:t>高速网络测量测试与管理控制、超算互联网</w:t>
+      </w:r>
+      <w:r>
+        <w:rPr>
+          <w:rFonts w:ascii="Times New Roman" w:hAnsi="Times New Roman" w:cs="Times New Roman" w:hint="eastAsia"/>
+          <w:sz w:val="22"/>
+          <w:szCs w:val="22"/>
+        </w:rPr>
+        <w:t>/</w:t>
+      </w:r>
+      <w:r>
+        <w:rPr>
+          <w:rFonts w:ascii="Times New Roman" w:hAnsi="Times New Roman" w:cs="Times New Roman" w:hint="eastAsia"/>
+          <w:sz w:val="22"/>
+          <w:szCs w:val="22"/>
+        </w:rPr>
+        <w:t>山东算网；</w:t>
+      </w:r>
+      <w:r>
+        <w:rPr>
+          <w:rFonts w:ascii="Times New Roman" w:hAnsi="Times New Roman" w:cs="Times New Roman" w:hint="eastAsia"/>
+          <w:sz w:val="22"/>
+          <w:szCs w:val="22"/>
+        </w:rPr>
+        <w:t>第一作者或通信作者发表</w:t>
+      </w:r>
+      <w:r>
+        <w:rPr>
+          <w:rFonts w:ascii="Times New Roman" w:hAnsi="Times New Roman" w:cs="Times New Roman"/>
+          <w:sz w:val="22"/>
+          <w:szCs w:val="22"/>
+        </w:rPr>
+        <w:t xml:space="preserve">IEEE </w:t>
+      </w:r>
+      <w:r>
+        <w:rPr>
+          <w:rFonts w:ascii="Times New Roman" w:hAnsi="Times New Roman" w:cs="Times New Roman" w:hint="eastAsia"/>
+          <w:sz w:val="22"/>
+          <w:szCs w:val="22"/>
+        </w:rPr>
+        <w:t>TCC</w:t>
+      </w:r>
+      <w:r>
+        <w:rPr>
+          <w:rFonts w:ascii="Times New Roman" w:hAnsi="Times New Roman" w:cs="Times New Roman"/>
+          <w:sz w:val="22"/>
+          <w:szCs w:val="22"/>
+        </w:rPr>
+        <w:t>、</w:t>
+      </w:r>
+      <w:r>
+        <w:rPr>
+          <w:rFonts w:ascii="Times New Roman" w:hAnsi="Times New Roman" w:cs="Times New Roman"/>
+          <w:sz w:val="22"/>
+          <w:szCs w:val="22"/>
+        </w:rPr>
+        <w:t>IEEE TNSM</w:t>
+      </w:r>
+      <w:r>
+        <w:rPr>
+          <w:rFonts w:ascii="Times New Roman" w:hAnsi="Times New Roman" w:cs="Times New Roman"/>
+          <w:sz w:val="22"/>
+          <w:szCs w:val="22"/>
+        </w:rPr>
+        <w:t>、</w:t>
+      </w:r>
+      <w:r>
+        <w:rPr>
+          <w:rFonts w:ascii="Times New Roman" w:hAnsi="Times New Roman" w:cs="Times New Roman"/>
+          <w:sz w:val="22"/>
+          <w:szCs w:val="22"/>
+        </w:rPr>
+        <w:t xml:space="preserve">IEEE </w:t>
+      </w:r>
+      <w:r>
+        <w:rPr>
+          <w:rFonts w:ascii="Times New Roman" w:hAnsi="Times New Roman" w:cs="Times New Roman" w:hint="eastAsia"/>
+          <w:sz w:val="22"/>
+          <w:szCs w:val="22"/>
+        </w:rPr>
+        <w:t>IoTJ</w:t>
+      </w:r>
+      <w:r>
+        <w:rPr>
+          <w:rFonts w:ascii="Times New Roman" w:hAnsi="Times New Roman" w:cs="Times New Roman" w:hint="eastAsia"/>
+          <w:sz w:val="22"/>
+          <w:szCs w:val="22"/>
+        </w:rPr>
+        <w:t>、</w:t>
+      </w:r>
+      <w:r>
+        <w:rPr>
+          <w:rFonts w:ascii="Times New Roman" w:hAnsi="Times New Roman" w:cs="Times New Roman"/>
+          <w:sz w:val="22"/>
+          <w:szCs w:val="22"/>
+        </w:rPr>
+        <w:t xml:space="preserve">IEEE </w:t>
+      </w:r>
+      <w:r>
+        <w:rPr>
+          <w:rFonts w:ascii="Times New Roman" w:hAnsi="Times New Roman" w:cs="Times New Roman" w:hint="eastAsia"/>
+          <w:sz w:val="22"/>
+          <w:szCs w:val="22"/>
+        </w:rPr>
+        <w:t>TVT</w:t>
+      </w:r>
+      <w:r>
+        <w:rPr>
+          <w:rFonts w:ascii="Times New Roman" w:hAnsi="Times New Roman" w:cs="Times New Roman" w:hint="eastAsia"/>
+          <w:sz w:val="22"/>
+          <w:szCs w:val="22"/>
+        </w:rPr>
+        <w:t>、</w:t>
+      </w:r>
+      <w:r>
+        <w:rPr>
+          <w:rFonts w:ascii="Times New Roman" w:hAnsi="Times New Roman" w:cs="Times New Roman"/>
+          <w:sz w:val="22"/>
+          <w:szCs w:val="22"/>
+        </w:rPr>
+        <w:t>IEEE NETLETT</w:t>
+      </w:r>
+      <w:r>
+        <w:rPr>
+          <w:rFonts w:ascii="Times New Roman" w:hAnsi="Times New Roman" w:cs="Times New Roman" w:hint="eastAsia"/>
+          <w:sz w:val="22"/>
+          <w:szCs w:val="22"/>
+        </w:rPr>
+        <w:t>、</w:t>
+      </w:r>
+      <w:r>
+        <w:rPr>
+          <w:rFonts w:ascii="Times New Roman" w:hAnsi="Times New Roman" w:cs="Times New Roman"/>
+          <w:sz w:val="22"/>
+          <w:szCs w:val="22"/>
+        </w:rPr>
+        <w:t>Elsevier COMNET</w:t>
+      </w:r>
+      <w:r>
+        <w:rPr>
+          <w:rFonts w:ascii="Times New Roman" w:hAnsi="Times New Roman" w:cs="Times New Roman"/>
+          <w:sz w:val="22"/>
+          <w:szCs w:val="22"/>
+        </w:rPr>
+        <w:t>、</w:t>
+      </w:r>
+      <w:r>
+        <w:rPr>
+          <w:rFonts w:ascii="Times New Roman" w:hAnsi="Times New Roman" w:cs="Times New Roman"/>
+          <w:sz w:val="22"/>
+          <w:szCs w:val="22"/>
+        </w:rPr>
+        <w:t xml:space="preserve">Elsevier </w:t>
+      </w:r>
+      <w:r>
+        <w:rPr>
+          <w:rFonts w:ascii="Times New Roman" w:hAnsi="Times New Roman" w:cs="Times New Roman" w:hint="eastAsia"/>
+          <w:sz w:val="22"/>
+          <w:szCs w:val="22"/>
+        </w:rPr>
+        <w:t>JNCA</w:t>
+      </w:r>
+      <w:r>
+        <w:rPr>
+          <w:rFonts w:ascii="Times New Roman" w:hAnsi="Times New Roman" w:cs="Times New Roman"/>
+          <w:sz w:val="22"/>
+          <w:szCs w:val="22"/>
+        </w:rPr>
+        <w:t>、</w:t>
+      </w:r>
+      <w:r>
+        <w:rPr>
+          <w:rFonts w:ascii="Times New Roman" w:hAnsi="Times New Roman" w:cs="Times New Roman"/>
+          <w:sz w:val="22"/>
+          <w:szCs w:val="22"/>
+        </w:rPr>
+        <w:t>Elsevier COM</w:t>
+      </w:r>
+      <w:r>
+        <w:rPr>
+          <w:rFonts w:ascii="Times New Roman" w:hAnsi="Times New Roman" w:cs="Times New Roman" w:hint="eastAsia"/>
+          <w:sz w:val="22"/>
+          <w:szCs w:val="22"/>
+        </w:rPr>
+        <w:t>COM</w:t>
+      </w:r>
+      <w:r>
+        <w:rPr>
+          <w:rFonts w:ascii="Times New Roman" w:hAnsi="Times New Roman" w:cs="Times New Roman"/>
+          <w:sz w:val="22"/>
+          <w:szCs w:val="22"/>
+        </w:rPr>
+        <w:t>、</w:t>
+      </w:r>
+      <w:r>
+        <w:rPr>
+          <w:rFonts w:ascii="Times New Roman" w:hAnsi="Times New Roman" w:cs="Times New Roman"/>
+          <w:sz w:val="22"/>
+          <w:szCs w:val="22"/>
+        </w:rPr>
+        <w:t xml:space="preserve">Elsevier </w:t>
+      </w:r>
+      <w:r>
+        <w:rPr>
+          <w:rFonts w:ascii="Times New Roman" w:hAnsi="Times New Roman" w:cs="Times New Roman"/>
+          <w:sz w:val="22"/>
+          <w:szCs w:val="22"/>
+        </w:rPr>
+        <w:t>Ad Hoc</w:t>
+      </w:r>
+      <w:r>
+        <w:rPr>
+          <w:rFonts w:ascii="Times New Roman" w:hAnsi="Times New Roman" w:cs="Times New Roman"/>
+          <w:sz w:val="22"/>
+          <w:szCs w:val="22"/>
+        </w:rPr>
+        <w:t>、</w:t>
+      </w:r>
+      <w:r>
+        <w:rPr>
+          <w:rFonts w:ascii="Times New Roman" w:hAnsi="Times New Roman" w:cs="Times New Roman"/>
+          <w:sz w:val="22"/>
+          <w:szCs w:val="22"/>
+        </w:rPr>
+        <w:t xml:space="preserve">Springer </w:t>
+      </w:r>
+      <w:r>
+        <w:rPr>
+          <w:rFonts w:ascii="Times New Roman" w:hAnsi="Times New Roman" w:cs="Times New Roman" w:hint="eastAsia"/>
+          <w:sz w:val="22"/>
+          <w:szCs w:val="22"/>
+        </w:rPr>
+        <w:t>ASE</w:t>
+      </w:r>
+      <w:r>
+        <w:rPr>
+          <w:rFonts w:ascii="Times New Roman" w:hAnsi="Times New Roman" w:cs="Times New Roman"/>
+          <w:sz w:val="22"/>
+          <w:szCs w:val="22"/>
+        </w:rPr>
+        <w:t>、</w:t>
+      </w:r>
+      <w:r>
+        <w:rPr>
+          <w:rFonts w:ascii="Times New Roman" w:hAnsi="Times New Roman" w:cs="Times New Roman"/>
+          <w:sz w:val="22"/>
+          <w:szCs w:val="22"/>
+        </w:rPr>
+        <w:t xml:space="preserve">Wiley </w:t>
+      </w:r>
+      <w:r>
+        <w:rPr>
+          <w:rFonts w:ascii="Times New Roman" w:hAnsi="Times New Roman" w:cs="Times New Roman" w:hint="eastAsia"/>
+          <w:sz w:val="22"/>
+          <w:szCs w:val="22"/>
+        </w:rPr>
+        <w:t>IJNM</w:t>
+      </w:r>
+      <w:r>
+        <w:rPr>
+          <w:rFonts w:ascii="Times New Roman" w:hAnsi="Times New Roman" w:cs="Times New Roman"/>
+          <w:sz w:val="22"/>
+          <w:szCs w:val="22"/>
+        </w:rPr>
+        <w:t>等期刊和</w:t>
+      </w:r>
+      <w:r>
+        <w:rPr>
+          <w:rFonts w:ascii="Times New Roman" w:hAnsi="Times New Roman" w:cs="Times New Roman"/>
+          <w:sz w:val="22"/>
+          <w:szCs w:val="22"/>
+        </w:rPr>
+        <w:t>INFOCOM WKSHPS</w:t>
+      </w:r>
+      <w:r>
+        <w:rPr>
+          <w:rFonts w:ascii="Times New Roman" w:hAnsi="Times New Roman" w:cs="Times New Roman"/>
+          <w:sz w:val="22"/>
+          <w:szCs w:val="22"/>
+        </w:rPr>
+        <w:t>、</w:t>
+      </w:r>
+      <w:r>
+        <w:rPr>
+          <w:rFonts w:ascii="Times New Roman" w:hAnsi="Times New Roman" w:cs="Times New Roman" w:hint="eastAsia"/>
+          <w:sz w:val="22"/>
+          <w:szCs w:val="22"/>
+        </w:rPr>
+        <w:t>ICCCN</w:t>
+      </w:r>
+      <w:r>
+        <w:rPr>
+          <w:rFonts w:ascii="Times New Roman" w:hAnsi="Times New Roman" w:cs="Times New Roman" w:hint="eastAsia"/>
+          <w:sz w:val="22"/>
+          <w:szCs w:val="22"/>
+        </w:rPr>
+        <w:t>、</w:t>
+      </w:r>
+      <w:r>
+        <w:rPr>
+          <w:rFonts w:ascii="Times New Roman" w:hAnsi="Times New Roman" w:cs="Times New Roman" w:hint="eastAsia"/>
+          <w:sz w:val="22"/>
+          <w:szCs w:val="22"/>
+        </w:rPr>
+        <w:t>HPCC</w:t>
+      </w:r>
+      <w:r>
+        <w:rPr>
+          <w:rFonts w:ascii="Times New Roman" w:hAnsi="Times New Roman" w:cs="Times New Roman" w:hint="eastAsia"/>
+          <w:sz w:val="22"/>
+          <w:szCs w:val="22"/>
+        </w:rPr>
+        <w:t>、</w:t>
+      </w:r>
+      <w:r>
+        <w:rPr>
+          <w:rFonts w:ascii="Times New Roman" w:hAnsi="Times New Roman" w:cs="Times New Roman" w:hint="eastAsia"/>
+          <w:sz w:val="22"/>
+          <w:szCs w:val="22"/>
+        </w:rPr>
+        <w:t>A</w:t>
+      </w:r>
+      <w:r>
+        <w:rPr>
+          <w:rFonts w:ascii="Times New Roman" w:hAnsi="Times New Roman" w:cs="Times New Roman"/>
+          <w:sz w:val="22"/>
+          <w:szCs w:val="22"/>
+        </w:rPr>
+        <w:t>PNOMS</w:t>
+      </w:r>
+      <w:r>
+        <w:rPr>
+          <w:rFonts w:ascii="Times New Roman" w:hAnsi="Times New Roman" w:cs="Times New Roman"/>
+          <w:sz w:val="22"/>
+          <w:szCs w:val="22"/>
+        </w:rPr>
+        <w:t>、</w:t>
+      </w:r>
+      <w:r>
+        <w:rPr>
+          <w:rFonts w:ascii="Times New Roman" w:hAnsi="Times New Roman" w:cs="Times New Roman"/>
+          <w:sz w:val="22"/>
+          <w:szCs w:val="22"/>
+        </w:rPr>
+        <w:t>MobiQuitous</w:t>
+      </w:r>
+      <w:r>
+        <w:rPr>
+          <w:rFonts w:ascii="Times New Roman" w:hAnsi="Times New Roman" w:cs="Times New Roman"/>
+          <w:sz w:val="22"/>
+          <w:szCs w:val="22"/>
+        </w:rPr>
+        <w:t>等会议论文</w:t>
+      </w:r>
+      <w:r>
+        <w:rPr>
+          <w:rFonts w:ascii="Times New Roman" w:hAnsi="Times New Roman" w:cs="Times New Roman" w:hint="eastAsia"/>
+          <w:sz w:val="22"/>
+          <w:szCs w:val="22"/>
+        </w:rPr>
+        <w:t>2</w:t>
+      </w:r>
+      <w:r>
+        <w:rPr>
+          <w:rFonts w:ascii="Times New Roman" w:hAnsi="Times New Roman" w:cs="Times New Roman"/>
+          <w:sz w:val="22"/>
+          <w:szCs w:val="22"/>
+        </w:rPr>
+        <w:t>0</w:t>
+      </w:r>
+      <w:r>
+        <w:rPr>
+          <w:rFonts w:ascii="Times New Roman" w:hAnsi="Times New Roman" w:cs="Times New Roman"/>
+          <w:sz w:val="22"/>
+          <w:szCs w:val="22"/>
+        </w:rPr>
+        <w:t>余篇，</w:t>
+      </w:r>
+      <w:r>
+        <w:rPr>
+          <w:rFonts w:ascii="Times New Roman" w:hAnsi="Times New Roman" w:cs="Times New Roman" w:hint="eastAsia"/>
+          <w:sz w:val="22"/>
+          <w:szCs w:val="22"/>
+        </w:rPr>
+        <w:t>封面论文</w:t>
+      </w:r>
+      <w:r>
+        <w:rPr>
+          <w:rFonts w:ascii="Times New Roman" w:hAnsi="Times New Roman" w:cs="Times New Roman" w:hint="eastAsia"/>
+          <w:sz w:val="22"/>
+          <w:szCs w:val="22"/>
+        </w:rPr>
+        <w:t>2</w:t>
+      </w:r>
+      <w:r>
+        <w:rPr>
+          <w:rFonts w:ascii="Times New Roman" w:hAnsi="Times New Roman" w:cs="Times New Roman" w:hint="eastAsia"/>
+          <w:sz w:val="22"/>
+          <w:szCs w:val="22"/>
+        </w:rPr>
+        <w:t>篇，</w:t>
+      </w:r>
+      <w:r>
+        <w:rPr>
+          <w:rFonts w:ascii="Times New Roman" w:hAnsi="Times New Roman" w:cs="Times New Roman"/>
+          <w:sz w:val="22"/>
+          <w:szCs w:val="22"/>
+        </w:rPr>
+        <w:t>谷歌学术他引超过</w:t>
+      </w:r>
+      <w:r>
+        <w:rPr>
+          <w:rFonts w:ascii="Times New Roman" w:hAnsi="Times New Roman" w:cs="Times New Roman" w:hint="eastAsia"/>
+          <w:sz w:val="22"/>
+          <w:szCs w:val="22"/>
+        </w:rPr>
+        <w:t>8</w:t>
+      </w:r>
+      <w:r>
+        <w:rPr>
+          <w:rFonts w:ascii="Times New Roman" w:hAnsi="Times New Roman" w:cs="Times New Roman" w:hint="eastAsia"/>
+          <w:sz w:val="22"/>
+          <w:szCs w:val="22"/>
+        </w:rPr>
+        <w:t>00</w:t>
+      </w:r>
+      <w:r>
+        <w:rPr>
+          <w:rFonts w:ascii="Times New Roman" w:hAnsi="Times New Roman" w:cs="Times New Roman"/>
+          <w:sz w:val="22"/>
+          <w:szCs w:val="22"/>
+        </w:rPr>
+        <w:t>次</w:t>
+      </w:r>
+      <w:r>
+        <w:rPr>
+          <w:rFonts w:ascii="Times New Roman" w:hAnsi="Times New Roman" w:cs="Times New Roman" w:hint="eastAsia"/>
+          <w:sz w:val="22"/>
+          <w:szCs w:val="22"/>
+        </w:rPr>
+        <w:t>；</w:t>
+      </w:r>
+      <w:r>
+        <w:rPr>
+          <w:rFonts w:ascii="Times New Roman" w:hAnsi="Times New Roman" w:cs="Times New Roman" w:hint="eastAsia"/>
+          <w:sz w:val="22"/>
+          <w:szCs w:val="22"/>
+        </w:rPr>
+        <w:t>研究成果</w:t>
+      </w:r>
+      <w:r>
+        <w:rPr>
+          <w:rFonts w:ascii="Times New Roman" w:hAnsi="Times New Roman" w:cs="Times New Roman" w:hint="eastAsia"/>
+          <w:sz w:val="22"/>
+          <w:szCs w:val="22"/>
+        </w:rPr>
+        <w:t>获</w:t>
+      </w:r>
+      <w:r>
+        <w:rPr>
+          <w:rFonts w:ascii="Times New Roman" w:hAnsi="Times New Roman" w:cs="Times New Roman" w:hint="eastAsia"/>
+          <w:sz w:val="22"/>
+          <w:szCs w:val="22"/>
+        </w:rPr>
+        <w:t>评</w:t>
+      </w:r>
+      <w:r>
+        <w:rPr>
+          <w:rFonts w:ascii="Times New Roman" w:hAnsi="Times New Roman" w:cs="Times New Roman" w:hint="eastAsia"/>
+          <w:sz w:val="22"/>
+          <w:szCs w:val="22"/>
+        </w:rPr>
+        <w:t>NTCI</w:t>
+      </w:r>
+      <w:r>
+        <w:rPr>
+          <w:rFonts w:ascii="Times New Roman" w:hAnsi="Times New Roman" w:cs="Times New Roman"/>
+          <w:sz w:val="22"/>
+          <w:szCs w:val="22"/>
+        </w:rPr>
+        <w:t>’</w:t>
+      </w:r>
+      <w:r>
+        <w:rPr>
+          <w:rFonts w:ascii="Times New Roman" w:hAnsi="Times New Roman" w:cs="Times New Roman" w:hint="eastAsia"/>
+          <w:sz w:val="22"/>
+          <w:szCs w:val="22"/>
+        </w:rPr>
+        <w:t>25</w:t>
+      </w:r>
+      <w:r>
+        <w:rPr>
+          <w:rFonts w:ascii="Times New Roman" w:hAnsi="Times New Roman" w:cs="Times New Roman" w:hint="eastAsia"/>
+          <w:sz w:val="22"/>
+          <w:szCs w:val="22"/>
+        </w:rPr>
+        <w:t>最佳论文奖（</w:t>
+      </w:r>
+      <w:r>
+        <w:rPr>
+          <w:rFonts w:ascii="Times New Roman" w:hAnsi="Times New Roman" w:cs="Times New Roman" w:hint="eastAsia"/>
+          <w:sz w:val="22"/>
+          <w:szCs w:val="22"/>
+        </w:rPr>
+        <w:t>2025</w:t>
+      </w:r>
+      <w:r>
+        <w:rPr>
+          <w:rFonts w:ascii="Times New Roman" w:hAnsi="Times New Roman" w:cs="Times New Roman" w:hint="eastAsia"/>
+          <w:sz w:val="22"/>
+          <w:szCs w:val="22"/>
+        </w:rPr>
+        <w:t>）、</w:t>
+      </w:r>
+      <w:r>
+        <w:rPr>
+          <w:rFonts w:ascii="Times New Roman" w:hAnsi="Times New Roman" w:cs="Times New Roman" w:hint="eastAsia"/>
+          <w:sz w:val="22"/>
+          <w:szCs w:val="22"/>
+        </w:rPr>
+        <w:t>APNOMS</w:t>
+      </w:r>
+      <w:r>
+        <w:rPr>
+          <w:rFonts w:ascii="Times New Roman" w:hAnsi="Times New Roman" w:cs="Times New Roman"/>
+          <w:sz w:val="22"/>
+          <w:szCs w:val="22"/>
+        </w:rPr>
+        <w:t>’25</w:t>
+      </w:r>
+      <w:r>
+        <w:rPr>
+          <w:rFonts w:ascii="Times New Roman" w:hAnsi="Times New Roman" w:cs="Times New Roman"/>
+          <w:sz w:val="22"/>
+          <w:szCs w:val="22"/>
+        </w:rPr>
+        <w:t>最佳论文提名奖</w:t>
+      </w:r>
+      <w:r>
+        <w:rPr>
+          <w:rFonts w:ascii="Times New Roman" w:hAnsi="Times New Roman" w:cs="Times New Roman" w:hint="eastAsia"/>
+          <w:sz w:val="22"/>
+          <w:szCs w:val="22"/>
+        </w:rPr>
+        <w:t>（</w:t>
+      </w:r>
+      <w:r>
+        <w:rPr>
+          <w:rFonts w:ascii="Times New Roman" w:hAnsi="Times New Roman" w:cs="Times New Roman" w:hint="eastAsia"/>
+          <w:sz w:val="22"/>
+          <w:szCs w:val="22"/>
+        </w:rPr>
+        <w:t>2025</w:t>
+      </w:r>
+      <w:r>
+        <w:rPr>
+          <w:rFonts w:ascii="Times New Roman" w:hAnsi="Times New Roman" w:cs="Times New Roman" w:hint="eastAsia"/>
+          <w:sz w:val="22"/>
+          <w:szCs w:val="22"/>
+        </w:rPr>
+        <w:t>）、</w:t>
+      </w:r>
+      <w:r>
+        <w:rPr>
+          <w:rFonts w:ascii="Times New Roman" w:hAnsi="Times New Roman" w:cs="Times New Roman"/>
+          <w:sz w:val="22"/>
+          <w:szCs w:val="22"/>
+        </w:rPr>
+        <w:t>Wiley</w:t>
+      </w:r>
+      <w:r>
+        <w:rPr>
+          <w:rFonts w:ascii="Times New Roman" w:hAnsi="Times New Roman" w:cs="Times New Roman"/>
+          <w:sz w:val="22"/>
+          <w:szCs w:val="22"/>
+        </w:rPr>
+        <w:t>中国高贡献作者奖</w:t>
+      </w:r>
+      <w:r>
+        <w:rPr>
+          <w:rFonts w:ascii="Times New Roman" w:hAnsi="Times New Roman" w:cs="Times New Roman" w:hint="eastAsia"/>
+          <w:sz w:val="22"/>
+          <w:szCs w:val="22"/>
+        </w:rPr>
+        <w:t>（</w:t>
+      </w:r>
+      <w:r>
+        <w:rPr>
+          <w:rFonts w:ascii="Times New Roman" w:hAnsi="Times New Roman" w:cs="Times New Roman" w:hint="eastAsia"/>
+          <w:sz w:val="22"/>
+          <w:szCs w:val="22"/>
+        </w:rPr>
+        <w:t>2024</w:t>
+      </w:r>
+      <w:r>
+        <w:rPr>
+          <w:rFonts w:ascii="Times New Roman" w:hAnsi="Times New Roman" w:cs="Times New Roman" w:hint="eastAsia"/>
+          <w:sz w:val="22"/>
+          <w:szCs w:val="22"/>
+        </w:rPr>
+        <w:t>）、</w:t>
+      </w:r>
+      <w:r>
+        <w:rPr>
+          <w:rFonts w:ascii="Times New Roman" w:hAnsi="Times New Roman" w:cs="Times New Roman" w:hint="eastAsia"/>
+          <w:sz w:val="22"/>
+          <w:szCs w:val="22"/>
+        </w:rPr>
+        <w:t>济南市</w:t>
+      </w:r>
+      <w:r>
+        <w:rPr>
+          <w:rFonts w:ascii="Times New Roman" w:hAnsi="Times New Roman" w:cs="Times New Roman"/>
+          <w:sz w:val="22"/>
+          <w:szCs w:val="22"/>
+        </w:rPr>
+        <w:t>网信领域基础理论研究和技术创新应用论文二等奖</w:t>
+      </w:r>
+      <w:r>
+        <w:rPr>
+          <w:rFonts w:ascii="Times New Roman" w:hAnsi="Times New Roman" w:cs="Times New Roman" w:hint="eastAsia"/>
+          <w:sz w:val="22"/>
+          <w:szCs w:val="22"/>
+        </w:rPr>
+        <w:t>（</w:t>
+      </w:r>
+      <w:r>
+        <w:rPr>
+          <w:rFonts w:ascii="Times New Roman" w:hAnsi="Times New Roman" w:cs="Times New Roman" w:hint="eastAsia"/>
+          <w:sz w:val="22"/>
+          <w:szCs w:val="22"/>
+        </w:rPr>
+        <w:t>2023</w:t>
+      </w:r>
+      <w:r>
+        <w:rPr>
+          <w:rFonts w:ascii="Times New Roman" w:hAnsi="Times New Roman" w:cs="Times New Roman" w:hint="eastAsia"/>
+          <w:sz w:val="22"/>
+          <w:szCs w:val="22"/>
+        </w:rPr>
+        <w:t>）、</w:t>
+      </w:r>
+      <w:r>
+        <w:rPr>
+          <w:rFonts w:ascii="Times New Roman" w:hAnsi="Times New Roman" w:cs="Times New Roman"/>
+          <w:sz w:val="22"/>
+          <w:szCs w:val="22"/>
+        </w:rPr>
+        <w:t>NaNA’21</w:t>
+      </w:r>
+      <w:r>
+        <w:rPr>
+          <w:rFonts w:ascii="Times New Roman" w:hAnsi="Times New Roman" w:cs="Times New Roman" w:hint="eastAsia"/>
+          <w:sz w:val="22"/>
+          <w:szCs w:val="22"/>
+        </w:rPr>
+        <w:t>最佳论文奖</w:t>
+      </w:r>
+      <w:r>
+        <w:rPr>
+          <w:rFonts w:ascii="Times New Roman" w:hAnsi="Times New Roman" w:cs="Times New Roman" w:hint="eastAsia"/>
+          <w:sz w:val="22"/>
+          <w:szCs w:val="22"/>
+        </w:rPr>
+        <w:t>（</w:t>
+      </w:r>
+      <w:r>
+        <w:rPr>
+          <w:rFonts w:ascii="Times New Roman" w:hAnsi="Times New Roman" w:cs="Times New Roman" w:hint="eastAsia"/>
+          <w:sz w:val="22"/>
+          <w:szCs w:val="22"/>
+        </w:rPr>
+        <w:t>2021</w:t>
+      </w:r>
+      <w:r>
+        <w:rPr>
+          <w:rFonts w:ascii="Times New Roman" w:hAnsi="Times New Roman" w:cs="Times New Roman" w:hint="eastAsia"/>
+          <w:sz w:val="22"/>
+          <w:szCs w:val="22"/>
+        </w:rPr>
+        <w:t>）</w:t>
+      </w:r>
+      <w:r>
+        <w:rPr>
+          <w:rFonts w:ascii="Times New Roman" w:hAnsi="Times New Roman" w:cs="Times New Roman" w:hint="eastAsia"/>
+          <w:sz w:val="22"/>
+          <w:szCs w:val="22"/>
+        </w:rPr>
+        <w:t>；</w:t>
+      </w:r>
+      <w:r>
+        <w:rPr>
+          <w:rFonts w:ascii="Times New Roman" w:hAnsi="Times New Roman" w:cs="Times New Roman"/>
+          <w:sz w:val="22"/>
+          <w:szCs w:val="22"/>
+        </w:rPr>
+        <w:t>授权</w:t>
+      </w:r>
+      <w:r>
+        <w:rPr>
+          <w:rFonts w:ascii="Times New Roman" w:hAnsi="Times New Roman" w:cs="Times New Roman"/>
+          <w:sz w:val="22"/>
+          <w:szCs w:val="22"/>
+        </w:rPr>
+        <w:t>发明专利</w:t>
+      </w:r>
+      <w:r>
+        <w:rPr>
+          <w:rFonts w:ascii="Times New Roman" w:hAnsi="Times New Roman" w:cs="Times New Roman" w:hint="eastAsia"/>
+          <w:sz w:val="22"/>
+          <w:szCs w:val="22"/>
+        </w:rPr>
+        <w:t>1</w:t>
+      </w:r>
+      <w:r>
+        <w:rPr>
+          <w:rFonts w:ascii="Times New Roman" w:hAnsi="Times New Roman" w:cs="Times New Roman" w:hint="eastAsia"/>
+          <w:sz w:val="22"/>
+          <w:szCs w:val="22"/>
+        </w:rPr>
+        <w:t>4</w:t>
+      </w:r>
+      <w:r>
+        <w:rPr>
+          <w:rFonts w:ascii="Times New Roman" w:hAnsi="Times New Roman" w:cs="Times New Roman"/>
+          <w:sz w:val="22"/>
+          <w:szCs w:val="22"/>
+        </w:rPr>
+        <w:t>项，</w:t>
+      </w:r>
+      <w:r>
+        <w:rPr>
+          <w:rFonts w:ascii="Times New Roman" w:hAnsi="Times New Roman" w:cs="Times New Roman" w:hint="eastAsia"/>
+          <w:sz w:val="22"/>
+          <w:szCs w:val="22"/>
+        </w:rPr>
+        <w:t>其中</w:t>
+      </w:r>
+      <w:r>
+        <w:rPr>
+          <w:rFonts w:ascii="Times New Roman" w:hAnsi="Times New Roman" w:cs="Times New Roman"/>
+          <w:sz w:val="22"/>
+          <w:szCs w:val="22"/>
+        </w:rPr>
+        <w:t>PCT</w:t>
+      </w:r>
+      <w:r>
+        <w:rPr>
+          <w:rFonts w:ascii="Times New Roman" w:hAnsi="Times New Roman" w:cs="Times New Roman"/>
+          <w:sz w:val="22"/>
+          <w:szCs w:val="22"/>
+        </w:rPr>
+        <w:t>发明专利</w:t>
+      </w:r>
+      <w:r>
+        <w:rPr>
+          <w:rFonts w:ascii="Times New Roman" w:hAnsi="Times New Roman" w:cs="Times New Roman"/>
+          <w:sz w:val="22"/>
+          <w:szCs w:val="22"/>
+        </w:rPr>
+        <w:t>1</w:t>
+      </w:r>
+      <w:r>
+        <w:rPr>
+          <w:rFonts w:ascii="Times New Roman" w:hAnsi="Times New Roman" w:cs="Times New Roman"/>
+          <w:sz w:val="22"/>
+          <w:szCs w:val="22"/>
+        </w:rPr>
+        <w:t>项；</w:t>
+      </w:r>
+      <w:r>
+        <w:rPr>
+          <w:rFonts w:ascii="Times New Roman" w:hAnsi="Times New Roman" w:cs="Times New Roman" w:hint="eastAsia"/>
+          <w:sz w:val="22"/>
+          <w:szCs w:val="22"/>
+        </w:rPr>
+        <w:t>参编</w:t>
+      </w:r>
+      <w:r>
+        <w:rPr>
+          <w:rFonts w:ascii="Times New Roman" w:hAnsi="Times New Roman" w:cs="Times New Roman" w:hint="eastAsia"/>
+          <w:sz w:val="22"/>
+          <w:szCs w:val="22"/>
+        </w:rPr>
+        <w:t>专著</w:t>
+      </w:r>
+      <w:r>
+        <w:rPr>
+          <w:rFonts w:ascii="Times New Roman" w:hAnsi="Times New Roman" w:cs="Times New Roman" w:hint="eastAsia"/>
+          <w:sz w:val="22"/>
+          <w:szCs w:val="22"/>
+        </w:rPr>
+        <w:t>《</w:t>
+      </w:r>
+      <w:r>
+        <w:rPr>
+          <w:rFonts w:ascii="Times New Roman" w:hAnsi="Times New Roman" w:cs="Times New Roman"/>
+          <w:sz w:val="22"/>
+          <w:szCs w:val="22"/>
+        </w:rPr>
+        <w:t>网络操作系统</w:t>
+      </w:r>
+      <w:r>
+        <w:rPr>
+          <w:rFonts w:ascii="Times New Roman" w:hAnsi="Times New Roman" w:cs="Times New Roman"/>
+          <w:sz w:val="22"/>
+          <w:szCs w:val="22"/>
+        </w:rPr>
+        <w:t>SONiC</w:t>
+      </w:r>
+      <w:r>
+        <w:rPr>
+          <w:rFonts w:ascii="Times New Roman" w:hAnsi="Times New Roman" w:cs="Times New Roman" w:hint="eastAsia"/>
+          <w:sz w:val="22"/>
+          <w:szCs w:val="22"/>
+        </w:rPr>
+        <w:t>：</w:t>
+      </w:r>
+      <w:r>
+        <w:rPr>
+          <w:rFonts w:ascii="Times New Roman" w:hAnsi="Times New Roman" w:cs="Times New Roman"/>
+          <w:sz w:val="22"/>
+          <w:szCs w:val="22"/>
+        </w:rPr>
+        <w:t>原理、技术与实践</w:t>
+      </w:r>
+      <w:r>
+        <w:rPr>
+          <w:rFonts w:ascii="Times New Roman" w:hAnsi="Times New Roman" w:cs="Times New Roman" w:hint="eastAsia"/>
+          <w:sz w:val="22"/>
+          <w:szCs w:val="22"/>
+        </w:rPr>
+        <w:t>》</w:t>
+      </w:r>
+      <w:r>
+        <w:rPr>
+          <w:rFonts w:ascii="Times New Roman" w:hAnsi="Times New Roman" w:cs="Times New Roman" w:hint="eastAsia"/>
+          <w:sz w:val="22"/>
+          <w:szCs w:val="22"/>
+        </w:rPr>
+        <w:t>（</w:t>
+      </w:r>
+      <w:r>
+        <w:rPr>
+          <w:rFonts w:ascii="Times New Roman" w:hAnsi="Times New Roman" w:cs="Times New Roman" w:hint="eastAsia"/>
+          <w:sz w:val="22"/>
+          <w:szCs w:val="22"/>
+        </w:rPr>
+        <w:t>3/4</w:t>
+      </w:r>
+      <w:r>
+        <w:rPr>
+          <w:rFonts w:ascii="Times New Roman" w:hAnsi="Times New Roman" w:cs="Times New Roman" w:hint="eastAsia"/>
+          <w:sz w:val="22"/>
+          <w:szCs w:val="22"/>
+        </w:rPr>
+        <w:t>）</w:t>
+      </w:r>
+      <w:r>
+        <w:rPr>
+          <w:rFonts w:ascii="Times New Roman" w:hAnsi="Times New Roman" w:cs="Times New Roman" w:hint="eastAsia"/>
+          <w:sz w:val="22"/>
+          <w:szCs w:val="22"/>
+        </w:rPr>
+        <w:t>；</w:t>
+      </w:r>
+      <w:r>
+        <w:rPr>
+          <w:rFonts w:ascii="Times New Roman" w:hAnsi="Times New Roman" w:cs="Times New Roman" w:hint="eastAsia"/>
+          <w:sz w:val="22"/>
+          <w:szCs w:val="22"/>
+        </w:rPr>
+        <w:t>起草</w:t>
+      </w:r>
+      <w:r>
+        <w:rPr>
+          <w:rFonts w:ascii="Times New Roman" w:hAnsi="Times New Roman" w:cs="Times New Roman" w:hint="eastAsia"/>
+          <w:sz w:val="22"/>
+          <w:szCs w:val="22"/>
+        </w:rPr>
+        <w:t>《智能计算</w:t>
+      </w:r>
+      <w:r>
+        <w:rPr>
+          <w:rFonts w:ascii="Times New Roman" w:hAnsi="Times New Roman" w:cs="Times New Roman" w:hint="eastAsia"/>
+          <w:sz w:val="22"/>
+          <w:szCs w:val="22"/>
+        </w:rPr>
+        <w:t xml:space="preserve"> </w:t>
+      </w:r>
+      <w:r>
+        <w:rPr>
+          <w:rFonts w:ascii="Times New Roman" w:hAnsi="Times New Roman" w:cs="Times New Roman" w:hint="eastAsia"/>
+          <w:sz w:val="22"/>
+          <w:szCs w:val="22"/>
+        </w:rPr>
+        <w:t>超算互联网组网技术要求》</w:t>
+      </w:r>
+      <w:r>
+        <w:rPr>
+          <w:rFonts w:ascii="Times New Roman" w:hAnsi="Times New Roman" w:cs="Times New Roman" w:hint="eastAsia"/>
+          <w:sz w:val="22"/>
+          <w:szCs w:val="22"/>
+        </w:rPr>
+        <w:t>国标</w:t>
+      </w:r>
+      <w:r>
+        <w:rPr>
+          <w:rFonts w:ascii="Times New Roman" w:hAnsi="Times New Roman" w:cs="Times New Roman" w:hint="eastAsia"/>
+          <w:sz w:val="22"/>
+          <w:szCs w:val="22"/>
+        </w:rPr>
+        <w:t>1</w:t>
+      </w:r>
+      <w:r>
+        <w:rPr>
+          <w:rFonts w:ascii="Times New Roman" w:hAnsi="Times New Roman" w:cs="Times New Roman" w:hint="eastAsia"/>
+          <w:sz w:val="22"/>
+          <w:szCs w:val="22"/>
+        </w:rPr>
+        <w:t>项、</w:t>
+      </w:r>
+      <w:r>
+        <w:rPr>
+          <w:rFonts w:ascii="Times New Roman" w:hAnsi="Times New Roman" w:cs="Times New Roman" w:hint="eastAsia"/>
+          <w:sz w:val="22"/>
+          <w:szCs w:val="22"/>
+        </w:rPr>
+        <w:t>参编</w:t>
+      </w:r>
+      <w:r>
+        <w:rPr>
+          <w:rFonts w:ascii="Times New Roman" w:hAnsi="Times New Roman" w:cs="Times New Roman" w:hint="eastAsia"/>
+          <w:sz w:val="22"/>
+          <w:szCs w:val="22"/>
+        </w:rPr>
+        <w:t>CCSA</w:t>
+      </w:r>
+      <w:r>
+        <w:rPr>
+          <w:rFonts w:ascii="Times New Roman" w:hAnsi="Times New Roman" w:cs="Times New Roman" w:hint="eastAsia"/>
+          <w:sz w:val="22"/>
+          <w:szCs w:val="22"/>
+        </w:rPr>
+        <w:t>行</w:t>
+      </w:r>
+      <w:r>
+        <w:rPr>
+          <w:rFonts w:ascii="Times New Roman" w:hAnsi="Times New Roman" w:cs="Times New Roman"/>
+          <w:sz w:val="22"/>
+          <w:szCs w:val="22"/>
+        </w:rPr>
+        <w:t>标</w:t>
+      </w:r>
+      <w:r>
+        <w:rPr>
+          <w:rFonts w:ascii="Times New Roman" w:hAnsi="Times New Roman" w:cs="Times New Roman" w:hint="eastAsia"/>
+          <w:sz w:val="22"/>
+          <w:szCs w:val="22"/>
+        </w:rPr>
+        <w:t>11</w:t>
+      </w:r>
+      <w:r>
+        <w:rPr>
+          <w:rFonts w:ascii="Times New Roman" w:hAnsi="Times New Roman" w:cs="Times New Roman"/>
+          <w:sz w:val="22"/>
+          <w:szCs w:val="22"/>
+        </w:rPr>
+        <w:t>项，</w:t>
+      </w:r>
+      <w:r>
+        <w:rPr>
+          <w:rFonts w:ascii="Times New Roman" w:hAnsi="Times New Roman" w:cs="Times New Roman"/>
+          <w:sz w:val="22"/>
+          <w:szCs w:val="22"/>
+        </w:rPr>
+        <w:t>提交</w:t>
+      </w:r>
+      <w:r>
+        <w:rPr>
+          <w:rFonts w:ascii="Times New Roman" w:hAnsi="Times New Roman" w:cs="Times New Roman"/>
+          <w:sz w:val="22"/>
+          <w:szCs w:val="22"/>
+        </w:rPr>
+        <w:t>IETF</w:t>
+      </w:r>
+      <w:r>
+        <w:rPr>
+          <w:rFonts w:ascii="Times New Roman" w:hAnsi="Times New Roman" w:cs="Times New Roman"/>
+          <w:sz w:val="22"/>
+          <w:szCs w:val="22"/>
+        </w:rPr>
+        <w:t>草案</w:t>
+      </w:r>
+      <w:r>
+        <w:rPr>
+          <w:rFonts w:ascii="Times New Roman" w:hAnsi="Times New Roman" w:cs="Times New Roman"/>
+          <w:sz w:val="22"/>
+          <w:szCs w:val="22"/>
+        </w:rPr>
+        <w:t>2</w:t>
+      </w:r>
+      <w:r>
+        <w:rPr>
+          <w:rFonts w:ascii="Times New Roman" w:hAnsi="Times New Roman" w:cs="Times New Roman"/>
+          <w:sz w:val="22"/>
+          <w:szCs w:val="22"/>
+        </w:rPr>
+        <w:t>项</w:t>
+      </w:r>
+      <w:r>
+        <w:rPr>
+          <w:rFonts w:ascii="Times New Roman" w:hAnsi="Times New Roman" w:cs="Times New Roman" w:hint="eastAsia"/>
+          <w:sz w:val="22"/>
+          <w:szCs w:val="22"/>
+        </w:rPr>
+        <w:t>，</w:t>
+      </w:r>
+      <w:r>
+        <w:rPr>
+          <w:rFonts w:ascii="Times New Roman" w:hAnsi="Times New Roman" w:cs="Times New Roman" w:hint="eastAsia"/>
+          <w:sz w:val="22"/>
+          <w:szCs w:val="22"/>
+        </w:rPr>
+        <w:t>主编</w:t>
+      </w:r>
+      <w:r>
+        <w:rPr>
+          <w:rFonts w:ascii="Times New Roman" w:hAnsi="Times New Roman" w:cs="Times New Roman" w:hint="eastAsia"/>
+          <w:sz w:val="22"/>
+          <w:szCs w:val="22"/>
+        </w:rPr>
+        <w:t>/</w:t>
+      </w:r>
+      <w:r>
+        <w:rPr>
+          <w:rFonts w:ascii="Times New Roman" w:hAnsi="Times New Roman" w:cs="Times New Roman" w:hint="eastAsia"/>
+          <w:sz w:val="22"/>
+          <w:szCs w:val="22"/>
+        </w:rPr>
+        <w:t>参编</w:t>
+      </w:r>
+      <w:r>
+        <w:rPr>
+          <w:rFonts w:ascii="Times New Roman" w:hAnsi="Times New Roman" w:cs="Times New Roman" w:hint="eastAsia"/>
+          <w:sz w:val="22"/>
+          <w:szCs w:val="22"/>
+        </w:rPr>
+        <w:t>《山东省网信领域新质生产力产业现状》</w:t>
+      </w:r>
+      <w:r>
+        <w:rPr>
+          <w:rFonts w:ascii="Times New Roman" w:hAnsi="Times New Roman" w:cs="Times New Roman" w:hint="eastAsia"/>
+          <w:sz w:val="22"/>
+          <w:szCs w:val="22"/>
+        </w:rPr>
+        <w:t>《</w:t>
+      </w:r>
+      <w:r>
+        <w:rPr>
+          <w:rFonts w:ascii="Times New Roman" w:hAnsi="Times New Roman" w:cs="Times New Roman"/>
+          <w:sz w:val="22"/>
+          <w:szCs w:val="22"/>
+        </w:rPr>
+        <w:t>计算网络化研究报告</w:t>
+      </w:r>
+      <w:r>
+        <w:rPr>
+          <w:rFonts w:ascii="Times New Roman" w:hAnsi="Times New Roman" w:cs="Times New Roman" w:hint="eastAsia"/>
+          <w:sz w:val="22"/>
+          <w:szCs w:val="22"/>
+        </w:rPr>
+        <w:t>》《</w:t>
+      </w:r>
+      <w:r>
+        <w:rPr>
+          <w:rFonts w:ascii="Times New Roman" w:hAnsi="Times New Roman" w:cs="Times New Roman" w:hint="eastAsia"/>
+          <w:sz w:val="22"/>
+          <w:szCs w:val="22"/>
+        </w:rPr>
+        <w:t>山东省算力互联网技术白皮书</w:t>
+      </w:r>
+      <w:r>
+        <w:rPr>
+          <w:rFonts w:ascii="Times New Roman" w:hAnsi="Times New Roman" w:cs="Times New Roman" w:hint="eastAsia"/>
+          <w:sz w:val="22"/>
+          <w:szCs w:val="22"/>
+        </w:rPr>
+        <w:t>》等</w:t>
+      </w:r>
+      <w:r>
+        <w:rPr>
+          <w:rFonts w:ascii="Times New Roman" w:hAnsi="Times New Roman" w:cs="Times New Roman"/>
+          <w:sz w:val="22"/>
+          <w:szCs w:val="22"/>
+        </w:rPr>
+        <w:t>技术白皮书</w:t>
+      </w:r>
+      <w:r>
+        <w:rPr>
+          <w:rFonts w:ascii="Times New Roman" w:hAnsi="Times New Roman" w:cs="Times New Roman" w:hint="eastAsia"/>
+          <w:sz w:val="22"/>
+          <w:szCs w:val="22"/>
+        </w:rPr>
+        <w:t>5</w:t>
+      </w:r>
+      <w:r>
+        <w:rPr>
+          <w:rFonts w:ascii="Times New Roman" w:hAnsi="Times New Roman" w:cs="Times New Roman"/>
+          <w:sz w:val="22"/>
+          <w:szCs w:val="22"/>
+        </w:rPr>
+        <w:t>项</w:t>
+      </w:r>
+      <w:r>
+        <w:rPr>
+          <w:rFonts w:ascii="Times New Roman" w:hAnsi="Times New Roman" w:cs="Times New Roman" w:hint="eastAsia"/>
+          <w:sz w:val="22"/>
+          <w:szCs w:val="22"/>
+        </w:rPr>
+        <w:t>；</w:t>
+      </w:r>
+      <w:r>
+        <w:rPr>
+          <w:rFonts w:ascii="Times New Roman" w:hAnsi="Times New Roman" w:cs="Times New Roman" w:hint="eastAsia"/>
+          <w:sz w:val="22"/>
+          <w:szCs w:val="22"/>
+        </w:rPr>
+        <w:t>研究成果在字节跳动火山引擎智算集群、浪潮网络</w:t>
+      </w:r>
+      <w:r>
+        <w:rPr>
+          <w:rFonts w:ascii="Times New Roman" w:hAnsi="Times New Roman" w:cs="Times New Roman" w:hint="eastAsia"/>
+          <w:sz w:val="22"/>
+          <w:szCs w:val="22"/>
+        </w:rPr>
+        <w:t>INOP</w:t>
+      </w:r>
+      <w:r>
+        <w:rPr>
+          <w:rFonts w:ascii="Times New Roman" w:hAnsi="Times New Roman" w:cs="Times New Roman" w:hint="eastAsia"/>
+          <w:sz w:val="22"/>
+          <w:szCs w:val="22"/>
+        </w:rPr>
+        <w:t>网络操作系统和</w:t>
+      </w:r>
+      <w:r>
+        <w:rPr>
+          <w:rFonts w:ascii="Times New Roman" w:hAnsi="Times New Roman" w:cs="Times New Roman" w:hint="eastAsia"/>
+          <w:sz w:val="22"/>
+          <w:szCs w:val="22"/>
+        </w:rPr>
+        <w:t>CN9300</w:t>
+      </w:r>
+      <w:r>
+        <w:rPr>
+          <w:rFonts w:ascii="Times New Roman" w:hAnsi="Times New Roman" w:cs="Times New Roman" w:hint="eastAsia"/>
+          <w:sz w:val="22"/>
+          <w:szCs w:val="22"/>
+        </w:rPr>
+        <w:t>系列交换机部署应用。</w:t>
+      </w:r>
+      <w:r>
+        <w:rPr>
+          <w:rFonts w:ascii="Times New Roman" w:hAnsi="Times New Roman" w:cs="Times New Roman"/>
+          <w:sz w:val="22"/>
+          <w:szCs w:val="22"/>
+        </w:rPr>
+        <w:t>。</w:t>
       </w:r>
     </w:p>
     <w:p>
       <w:pPr>
-        <w:pStyle w:val="a9"/>
-        <w:numPr>
-          <w:ilvl w:val="0"/>
-          <w:numId w:val="23"/>
-        </w:numPr>
         <w:spacing w:line="360" w:lineRule="exact"/>
-        <w:ind w:left="0" w:firstLine="440"/>
+        <w:ind w:firstLineChars="200" w:firstLine="440"/>
         <w:jc w:val="both"/>
         <w:rPr>
-          <w:rFonts w:ascii="Times New Roman" w:hAnsi="Times New Roman" w:cs="Times New Roman"/>
-          <w:sz w:val="22"/>
-          <w:szCs w:val="22"/>
-        </w:rPr>
-      </w:pPr>
-      <w:r>
-        <w:rPr>
-          <w:rFonts w:ascii="Times New Roman" w:hAnsi="Times New Roman" w:cs="Times New Roman"/>
-          <w:sz w:val="22"/>
-          <w:szCs w:val="22"/>
-        </w:rPr>
-        <w:t xml:space="preserve">Tan </w:t>
-      </w:r>
-      <w:proofErr w:type="spellStart"/>
-      <w:r>
-        <w:rPr>
-          <w:rFonts w:ascii="Times New Roman" w:hAnsi="Times New Roman" w:cs="Times New Roman"/>
-          <w:sz w:val="22"/>
-          <w:szCs w:val="22"/>
-        </w:rPr>
-        <w:t>Lizhuang</w:t>
-      </w:r>
-      <w:proofErr w:type="spellEnd"/>
-      <w:r>
-        <w:rPr>
-          <w:rFonts w:ascii="Times New Roman" w:hAnsi="Times New Roman" w:cs="Times New Roman"/>
-          <w:sz w:val="22"/>
-          <w:szCs w:val="22"/>
-        </w:rPr>
-        <w:t xml:space="preserve">, et al. In-band network telemetry: A survey[J]. </w:t>
-      </w:r>
-      <w:r>
-        <w:rPr>
-          <w:rFonts w:ascii="Times New Roman" w:hAnsi="Times New Roman" w:cs="Times New Roman"/>
-          <w:b/>
-          <w:bCs/>
-          <w:i/>
-          <w:iCs/>
-          <w:sz w:val="22"/>
-          <w:szCs w:val="22"/>
-        </w:rPr>
-        <w:t>Computer Networks</w:t>
-      </w:r>
-      <w:r>
-        <w:rPr>
-          <w:rFonts w:ascii="Times New Roman" w:hAnsi="Times New Roman" w:cs="Times New Roman"/>
-          <w:sz w:val="22"/>
-          <w:szCs w:val="22"/>
-        </w:rPr>
-        <w:t>, 2020.</w:t>
-      </w:r>
-    </w:p>
-    <w:p>
-      <w:pPr>
-        <w:pStyle w:val="a9"/>
-        <w:numPr>
-          <w:ilvl w:val="0"/>
-          <w:numId w:val="23"/>
-        </w:numPr>
-        <w:spacing w:line="360" w:lineRule="exact"/>
-        <w:ind w:left="0" w:firstLine="440"/>
-        <w:jc w:val="both"/>
-        <w:rPr>
-          <w:rFonts w:ascii="Times New Roman" w:hAnsi="Times New Roman" w:cs="Times New Roman"/>
-          <w:sz w:val="22"/>
-          <w:szCs w:val="22"/>
-        </w:rPr>
-      </w:pPr>
-      <w:r>
-        <w:rPr>
-          <w:rFonts w:ascii="Times New Roman" w:hAnsi="Times New Roman" w:cs="Times New Roman"/>
-          <w:sz w:val="22"/>
-          <w:szCs w:val="22"/>
-        </w:rPr>
-        <w:t xml:space="preserve">Tan </w:t>
-      </w:r>
-      <w:proofErr w:type="spellStart"/>
-      <w:r>
-        <w:rPr>
-          <w:rFonts w:ascii="Times New Roman" w:hAnsi="Times New Roman" w:cs="Times New Roman"/>
-          <w:sz w:val="22"/>
-          <w:szCs w:val="22"/>
-        </w:rPr>
-        <w:t>Lizhuang</w:t>
-      </w:r>
-      <w:proofErr w:type="spellEnd"/>
-      <w:r>
-        <w:rPr>
-          <w:rFonts w:ascii="Times New Roman" w:hAnsi="Times New Roman" w:cs="Times New Roman"/>
-          <w:sz w:val="22"/>
-          <w:szCs w:val="22"/>
-        </w:rPr>
-        <w:t>,</w:t>
-      </w:r>
-      <w:r>
-        <w:rPr>
-          <w:rFonts w:ascii="Times New Roman" w:hAnsi="Times New Roman" w:cs="Times New Roman"/>
-          <w:sz w:val="22"/>
-          <w:szCs w:val="22"/>
-        </w:rPr>
-        <w:t xml:space="preserve"> et al. A Packet Loss Monitoring System for In-band Network Telemetry: Detection, Localization, Diagnosis and Recovery. </w:t>
-      </w:r>
-      <w:r>
-        <w:rPr>
-          <w:rFonts w:ascii="Times New Roman" w:hAnsi="Times New Roman" w:cs="Times New Roman"/>
-          <w:b/>
-          <w:bCs/>
-          <w:i/>
-          <w:iCs/>
-          <w:sz w:val="22"/>
-          <w:szCs w:val="22"/>
-        </w:rPr>
-        <w:t>IEEE Transactions on Network Science and Managemen</w:t>
-      </w:r>
-      <w:r>
-        <w:rPr>
-          <w:rFonts w:ascii="Times New Roman" w:hAnsi="Times New Roman" w:cs="Times New Roman"/>
-          <w:b/>
-          <w:bCs/>
-          <w:i/>
-          <w:iCs/>
-          <w:sz w:val="22"/>
-          <w:szCs w:val="22"/>
-        </w:rPr>
-        <w:t>t</w:t>
-      </w:r>
-      <w:r>
-        <w:rPr>
-          <w:rFonts w:ascii="Times New Roman" w:hAnsi="Times New Roman" w:cs="Times New Roman"/>
-          <w:sz w:val="22"/>
-          <w:szCs w:val="22"/>
-        </w:rPr>
-        <w:t>, 2021</w:t>
-      </w:r>
-      <w:r>
-        <w:rPr>
-          <w:rFonts w:ascii="Times New Roman" w:hAnsi="Times New Roman" w:cs="Times New Roman"/>
-          <w:sz w:val="22"/>
-          <w:szCs w:val="22"/>
-        </w:rPr>
-        <w:t>.</w:t>
-      </w:r>
-    </w:p>
-    <w:p>
-      <w:pPr>
-        <w:pStyle w:val="a9"/>
-        <w:numPr>
-          <w:ilvl w:val="0"/>
-          <w:numId w:val="23"/>
-        </w:numPr>
-        <w:spacing w:line="360" w:lineRule="exact"/>
-        <w:ind w:left="0" w:firstLine="440"/>
-        <w:jc w:val="both"/>
-        <w:rPr>
-          <w:rFonts w:ascii="Times New Roman" w:hAnsi="Times New Roman" w:cs="Times New Roman"/>
-          <w:i/>
-          <w:iCs/>
-          <w:sz w:val="22"/>
-          <w:szCs w:val="22"/>
-        </w:rPr>
-      </w:pPr>
-      <w:r>
-        <w:rPr>
-          <w:rFonts w:ascii="Times New Roman" w:hAnsi="Times New Roman" w:cs="Times New Roman"/>
-          <w:sz w:val="22"/>
-          <w:szCs w:val="22"/>
-        </w:rPr>
-        <w:t xml:space="preserve">Tan </w:t>
-      </w:r>
-      <w:proofErr w:type="spellStart"/>
-      <w:r>
-        <w:rPr>
-          <w:rFonts w:ascii="Times New Roman" w:hAnsi="Times New Roman" w:cs="Times New Roman"/>
-          <w:sz w:val="22"/>
-          <w:szCs w:val="22"/>
-        </w:rPr>
-        <w:t>Lizhuang</w:t>
-      </w:r>
-      <w:proofErr w:type="spellEnd"/>
-      <w:r>
-        <w:rPr>
-          <w:rFonts w:ascii="Times New Roman" w:hAnsi="Times New Roman" w:cs="Times New Roman"/>
-          <w:sz w:val="22"/>
-          <w:szCs w:val="22"/>
-        </w:rPr>
-        <w:t xml:space="preserve">, et al. </w:t>
-      </w:r>
-      <w:proofErr w:type="spellStart"/>
-      <w:r>
-        <w:rPr>
-          <w:rFonts w:ascii="Times New Roman" w:hAnsi="Times New Roman" w:cs="Times New Roman"/>
-          <w:sz w:val="22"/>
-          <w:szCs w:val="22"/>
-        </w:rPr>
-        <w:t>ByteTuning</w:t>
-      </w:r>
-      <w:proofErr w:type="spellEnd"/>
-      <w:r>
-        <w:rPr>
-          <w:rFonts w:ascii="Times New Roman" w:hAnsi="Times New Roman" w:cs="Times New Roman"/>
-          <w:sz w:val="22"/>
-          <w:szCs w:val="22"/>
-        </w:rPr>
-        <w:t>: Watermark Tuning for RoCEv2</w:t>
-      </w:r>
-      <w:r>
-        <w:rPr>
-          <w:rFonts w:ascii="Times New Roman" w:hAnsi="Times New Roman" w:cs="Times New Roman"/>
-          <w:sz w:val="22"/>
-          <w:szCs w:val="22"/>
-        </w:rPr>
-        <w:t xml:space="preserve">[J]. </w:t>
-      </w:r>
-      <w:r>
-        <w:rPr>
-          <w:rFonts w:ascii="Times New Roman" w:hAnsi="Times New Roman" w:cs="Times New Roman"/>
-          <w:b/>
-          <w:bCs/>
-          <w:i/>
-          <w:iCs/>
-          <w:sz w:val="22"/>
-          <w:szCs w:val="22"/>
-        </w:rPr>
-        <w:t>IEEE Transactions on Cloud Computing</w:t>
-      </w:r>
-      <w:r>
-        <w:rPr>
-          <w:rFonts w:ascii="Times New Roman" w:hAnsi="Times New Roman" w:cs="Times New Roman"/>
-          <w:i/>
-          <w:iCs/>
-          <w:sz w:val="22"/>
-          <w:szCs w:val="22"/>
-        </w:rPr>
-        <w:t xml:space="preserve">, </w:t>
-      </w:r>
-      <w:r>
-        <w:rPr>
-          <w:rFonts w:ascii="Times New Roman" w:hAnsi="Times New Roman" w:cs="Times New Roman"/>
-          <w:sz w:val="22"/>
-          <w:szCs w:val="22"/>
-        </w:rPr>
-        <w:t>2025</w:t>
-      </w:r>
-      <w:r>
-        <w:rPr>
-          <w:rFonts w:ascii="Times New Roman" w:hAnsi="Times New Roman" w:cs="Times New Roman"/>
-          <w:i/>
-          <w:iCs/>
-          <w:sz w:val="22"/>
-          <w:szCs w:val="22"/>
-        </w:rPr>
-        <w:t>.</w:t>
-      </w:r>
-    </w:p>
-    <w:p>
-      <w:pPr>
-        <w:spacing w:line="360" w:lineRule="exact"/>
-        <w:jc w:val="both"/>
-        <w:rPr>
-          <w:rFonts w:ascii="Heiti SC Medium" w:eastAsia="Heiti SC Medium" w:hAnsi="Heiti SC Medium"/>
-          <w:sz w:val="22"/>
-          <w:szCs w:val="22"/>
-        </w:rPr>
-      </w:pPr>
-      <w:r>
-        <w:rPr>
-          <w:rFonts w:ascii="Heiti SC Medium" w:eastAsia="Heiti SC Medium" w:hAnsi="Heiti SC Medium" w:hint="eastAsia"/>
-          <w:sz w:val="22"/>
-          <w:szCs w:val="22"/>
-        </w:rPr>
-        <w:t>主持科研项目情况</w:t>
-      </w:r>
-    </w:p>
-    <w:p>
-      <w:pPr>
-        <w:pStyle w:val="a9"/>
-        <w:numPr>
-          <w:ilvl w:val="0"/>
-          <w:numId w:val="28"/>
-        </w:numPr>
-        <w:spacing w:line="360" w:lineRule="exact"/>
-        <w:ind w:left="0" w:firstLine="440"/>
-        <w:jc w:val="both"/>
-        <w:rPr>
-          <w:rFonts w:ascii="Times New Roman" w:hAnsi="Times New Roman" w:cs="Times New Roman"/>
-          <w:sz w:val="22"/>
-          <w:szCs w:val="22"/>
-        </w:rPr>
-      </w:pPr>
-      <w:r>
-        <w:rPr>
-          <w:rFonts w:ascii="Times New Roman" w:hAnsi="Times New Roman" w:cs="Times New Roman"/>
-          <w:sz w:val="22"/>
-          <w:szCs w:val="22"/>
-        </w:rPr>
-        <w:t>国家自然科学基金青年</w:t>
-      </w:r>
-      <w:r>
-        <w:rPr>
-          <w:rFonts w:ascii="Times New Roman" w:hAnsi="Times New Roman" w:cs="Times New Roman" w:hint="eastAsia"/>
-          <w:sz w:val="22"/>
-          <w:szCs w:val="22"/>
-        </w:rPr>
-        <w:t>基金</w:t>
-      </w:r>
-      <w:r>
-        <w:rPr>
-          <w:rFonts w:ascii="Times New Roman" w:hAnsi="Times New Roman" w:cs="Times New Roman"/>
-          <w:sz w:val="22"/>
-          <w:szCs w:val="22"/>
-        </w:rPr>
-        <w:t>项目</w:t>
-      </w:r>
-      <w:r>
-        <w:rPr>
-          <w:rFonts w:ascii="Times New Roman" w:hAnsi="Times New Roman" w:cs="Times New Roman" w:hint="eastAsia"/>
-          <w:sz w:val="22"/>
-          <w:szCs w:val="22"/>
-        </w:rPr>
-        <w:t>：</w:t>
-      </w:r>
-      <w:r>
-        <w:rPr>
-          <w:rFonts w:ascii="Times New Roman" w:hAnsi="Times New Roman" w:cs="Times New Roman"/>
-          <w:sz w:val="22"/>
-          <w:szCs w:val="22"/>
-        </w:rPr>
-        <w:t>高速数据中心网络的缓存管控方法</w:t>
-      </w:r>
-      <w:r>
-        <w:rPr>
-          <w:rFonts w:ascii="Times New Roman" w:hAnsi="Times New Roman" w:cs="Times New Roman" w:hint="eastAsia"/>
-          <w:sz w:val="22"/>
-          <w:szCs w:val="22"/>
-        </w:rPr>
-        <w:t>研究</w:t>
-      </w:r>
-      <w:r>
-        <w:rPr>
-          <w:rFonts w:ascii="Times New Roman" w:hAnsi="Times New Roman" w:cs="Times New Roman" w:hint="eastAsia"/>
-          <w:sz w:val="22"/>
-          <w:szCs w:val="22"/>
-        </w:rPr>
-        <w:t>，</w:t>
-      </w:r>
-      <w:r>
-        <w:rPr>
-          <w:rFonts w:ascii="Times New Roman" w:hAnsi="Times New Roman" w:cs="Times New Roman"/>
-          <w:sz w:val="22"/>
-          <w:szCs w:val="22"/>
-        </w:rPr>
-        <w:t>2025/01-2027/12</w:t>
-      </w:r>
-      <w:r>
-        <w:rPr>
-          <w:rFonts w:ascii="Times New Roman" w:hAnsi="Times New Roman" w:cs="Times New Roman" w:hint="eastAsia"/>
-          <w:sz w:val="22"/>
-          <w:szCs w:val="22"/>
-        </w:rPr>
-        <w:t>。</w:t>
-      </w:r>
-    </w:p>
-    <w:p>
-      <w:pPr>
-        <w:pStyle w:val="a9"/>
-        <w:numPr>
-          <w:ilvl w:val="0"/>
-          <w:numId w:val="28"/>
-        </w:numPr>
-        <w:spacing w:line="360" w:lineRule="exact"/>
-        <w:ind w:left="0" w:firstLine="440"/>
-        <w:jc w:val="both"/>
-        <w:rPr>
-          <w:rFonts w:ascii="Times New Roman" w:hAnsi="Times New Roman" w:cs="Times New Roman"/>
-          <w:sz w:val="22"/>
-          <w:szCs w:val="22"/>
-        </w:rPr>
-      </w:pPr>
-      <w:r>
-        <w:rPr>
-          <w:rFonts w:ascii="Times New Roman" w:hAnsi="Times New Roman" w:cs="Times New Roman"/>
-          <w:sz w:val="22"/>
-          <w:szCs w:val="22"/>
-        </w:rPr>
-        <w:t>国家重点研发计划</w:t>
+          <w:rFonts w:ascii="Times New Roman" w:hAnsi="Times New Roman" w:cs="Times New Roman" w:hint="eastAsia"/>
+          <w:sz w:val="22"/>
+          <w:szCs w:val="22"/>
+        </w:rPr>
+      </w:pPr>
+      <w:r>
+        <w:rPr>
+          <w:rFonts w:ascii="Times New Roman" w:hAnsi="Times New Roman" w:cs="Times New Roman" w:hint="eastAsia"/>
+          <w:sz w:val="22"/>
+          <w:szCs w:val="22"/>
+        </w:rPr>
+        <w:t>入选</w:t>
+      </w:r>
+      <w:r>
+        <w:rPr>
+          <w:rFonts w:ascii="Times New Roman" w:hAnsi="Times New Roman" w:cs="Times New Roman" w:hint="eastAsia"/>
+          <w:sz w:val="22"/>
+          <w:szCs w:val="22"/>
+        </w:rPr>
+        <w:t>山东省计算中心（国家超级计算济南中心）青创学者（</w:t>
+      </w:r>
+      <w:r>
+        <w:rPr>
+          <w:rFonts w:ascii="Times New Roman" w:hAnsi="Times New Roman" w:cs="Times New Roman" w:hint="eastAsia"/>
+          <w:sz w:val="22"/>
+          <w:szCs w:val="22"/>
+        </w:rPr>
+        <w:t>202</w:t>
+      </w:r>
+      <w:r>
+        <w:rPr>
+          <w:rFonts w:ascii="Times New Roman" w:hAnsi="Times New Roman" w:cs="Times New Roman" w:hint="eastAsia"/>
+          <w:sz w:val="22"/>
+          <w:szCs w:val="22"/>
+        </w:rPr>
+        <w:t>4</w:t>
+      </w:r>
+      <w:r>
+        <w:rPr>
+          <w:rFonts w:ascii="Times New Roman" w:hAnsi="Times New Roman" w:cs="Times New Roman" w:hint="eastAsia"/>
+          <w:sz w:val="22"/>
+          <w:szCs w:val="22"/>
+        </w:rPr>
+        <w:t>）、</w:t>
+      </w:r>
+      <w:r>
+        <w:rPr>
+          <w:rFonts w:ascii="Times New Roman" w:hAnsi="Times New Roman" w:cs="Times New Roman" w:hint="eastAsia"/>
+          <w:sz w:val="22"/>
+          <w:szCs w:val="22"/>
+        </w:rPr>
+        <w:t>科技部中韩青年科学家交流计划（</w:t>
+      </w:r>
+      <w:r>
+        <w:rPr>
+          <w:rFonts w:ascii="Times New Roman" w:hAnsi="Times New Roman" w:cs="Times New Roman" w:hint="eastAsia"/>
+          <w:sz w:val="22"/>
+          <w:szCs w:val="22"/>
+        </w:rPr>
+        <w:t>2024</w:t>
+      </w:r>
+      <w:r>
+        <w:rPr>
+          <w:rFonts w:ascii="Times New Roman" w:hAnsi="Times New Roman" w:cs="Times New Roman" w:hint="eastAsia"/>
+          <w:sz w:val="22"/>
+          <w:szCs w:val="22"/>
+        </w:rPr>
+        <w:t>）、教育部</w:t>
       </w:r>
       <w:r>
         <w:rPr>
@@ -2526,11 +2130,11 @@
       </w:r>
       <w:r>
         <w:rPr>
-          <w:rFonts w:ascii="Times New Roman" w:hAnsi="Times New Roman" w:cs="Times New Roman"/>
-          <w:sz w:val="22"/>
-          <w:szCs w:val="22"/>
-        </w:rPr>
-        <w:t>多模态网络与通信</w:t>
+          <w:rFonts w:ascii="Times New Roman" w:hAnsi="Times New Roman" w:cs="Times New Roman" w:hint="eastAsia"/>
+          <w:sz w:val="22"/>
+          <w:szCs w:val="22"/>
+        </w:rPr>
+        <w:t>蓝火计划</w:t>
       </w:r>
       <w:r>
         <w:rPr>
@@ -2542,71 +2146,55 @@
       </w:r>
       <w:r>
         <w:rPr>
-          <w:rFonts w:ascii="Times New Roman" w:hAnsi="Times New Roman" w:cs="Times New Roman"/>
-          <w:sz w:val="22"/>
-          <w:szCs w:val="22"/>
-        </w:rPr>
-        <w:t>重点专项</w:t>
-      </w:r>
-      <w:r>
-        <w:rPr>
-          <w:rFonts w:ascii="Times New Roman" w:hAnsi="Times New Roman" w:cs="Times New Roman" w:hint="eastAsia"/>
-          <w:sz w:val="22"/>
-          <w:szCs w:val="22"/>
-        </w:rPr>
-        <w:t>子课题</w:t>
-      </w:r>
-      <w:r>
-        <w:rPr>
-          <w:rFonts w:ascii="Times New Roman" w:hAnsi="Times New Roman" w:cs="Times New Roman" w:hint="eastAsia"/>
-          <w:sz w:val="22"/>
-          <w:szCs w:val="22"/>
-        </w:rPr>
-        <w:t>：</w:t>
-      </w:r>
-      <w:r>
-        <w:rPr>
-          <w:rFonts w:ascii="Times New Roman" w:hAnsi="Times New Roman" w:cs="Times New Roman"/>
-          <w:sz w:val="22"/>
-          <w:szCs w:val="22"/>
-        </w:rPr>
-        <w:t>RDMA</w:t>
-      </w:r>
-      <w:r>
-        <w:rPr>
-          <w:rFonts w:ascii="Times New Roman" w:hAnsi="Times New Roman" w:cs="Times New Roman"/>
-          <w:sz w:val="22"/>
-          <w:szCs w:val="22"/>
-        </w:rPr>
-        <w:t>驱动的广域智算网络传输增强系统</w:t>
-      </w:r>
-      <w:r>
-        <w:rPr>
-          <w:rFonts w:ascii="Times New Roman" w:hAnsi="Times New Roman" w:cs="Times New Roman"/>
-          <w:sz w:val="22"/>
-          <w:szCs w:val="22"/>
-        </w:rPr>
-        <w:t>，</w:t>
-      </w:r>
-      <w:r>
-        <w:rPr>
-          <w:rFonts w:ascii="Times New Roman" w:hAnsi="Times New Roman" w:cs="Times New Roman"/>
-          <w:sz w:val="22"/>
-          <w:szCs w:val="22"/>
-        </w:rPr>
-        <w:t>202</w:t>
-      </w:r>
-      <w:r>
-        <w:rPr>
-          <w:rFonts w:ascii="Times New Roman" w:hAnsi="Times New Roman" w:cs="Times New Roman"/>
-          <w:sz w:val="22"/>
-          <w:szCs w:val="22"/>
-        </w:rPr>
-        <w:t>4</w:t>
-      </w:r>
-      <w:r>
-        <w:rPr>
-          <w:rFonts w:ascii="Times New Roman" w:hAnsi="Times New Roman" w:cs="Times New Roman"/>
+          <w:rFonts w:ascii="Times New Roman" w:hAnsi="Times New Roman" w:cs="Times New Roman" w:hint="eastAsia"/>
+          <w:sz w:val="22"/>
+          <w:szCs w:val="22"/>
+        </w:rPr>
+        <w:t>博士生工作团（</w:t>
+      </w:r>
+      <w:r>
+        <w:rPr>
+          <w:rFonts w:ascii="Times New Roman" w:hAnsi="Times New Roman" w:cs="Times New Roman" w:hint="eastAsia"/>
+          <w:sz w:val="22"/>
+          <w:szCs w:val="22"/>
+        </w:rPr>
+        <w:t>2019</w:t>
+      </w:r>
+      <w:r>
+        <w:rPr>
+          <w:rFonts w:ascii="Times New Roman" w:hAnsi="Times New Roman" w:cs="Times New Roman" w:hint="eastAsia"/>
+          <w:sz w:val="22"/>
+          <w:szCs w:val="22"/>
+        </w:rPr>
+        <w:t>）；</w:t>
+      </w:r>
+      <w:r>
+        <w:rPr>
+          <w:rFonts w:ascii="Times New Roman" w:hAnsi="Times New Roman" w:cs="Times New Roman" w:hint="eastAsia"/>
+          <w:sz w:val="22"/>
+          <w:szCs w:val="22"/>
+        </w:rPr>
+        <w:t>担任《</w:t>
+      </w:r>
+      <w:r>
+        <w:rPr>
+          <w:rFonts w:ascii="Times New Roman" w:hAnsi="Times New Roman" w:cs="Times New Roman"/>
+          <w:sz w:val="22"/>
+          <w:szCs w:val="22"/>
+        </w:rPr>
+        <w:t>Frontiers in High Performance Computing</w:t>
+      </w:r>
+      <w:r>
+        <w:rPr>
+          <w:rFonts w:ascii="Times New Roman" w:hAnsi="Times New Roman" w:cs="Times New Roman" w:hint="eastAsia"/>
+          <w:sz w:val="22"/>
+          <w:szCs w:val="22"/>
+        </w:rPr>
+        <w:t>》《山东科学》《电信科学》《网络空间安全科学学报》编委</w:t>
+      </w:r>
+      <w:r>
+        <w:rPr>
+          <w:rFonts w:ascii="Times New Roman" w:hAnsi="Times New Roman" w:cs="Times New Roman" w:hint="eastAsia"/>
           <w:sz w:val="22"/>
           <w:szCs w:val="22"/>
         </w:rPr>
@@ -2618,23 +2206,87 @@
           <w:sz w:val="22"/>
           <w:szCs w:val="22"/>
         </w:rPr>
-        <w:t>12</w:t>
-      </w:r>
-      <w:r>
-        <w:rPr>
-          <w:rFonts w:ascii="Times New Roman" w:hAnsi="Times New Roman" w:cs="Times New Roman"/>
-          <w:sz w:val="22"/>
-          <w:szCs w:val="22"/>
-        </w:rPr>
-        <w:t>-202</w:t>
-      </w:r>
-      <w:r>
-        <w:rPr>
-          <w:rFonts w:ascii="Times New Roman" w:hAnsi="Times New Roman" w:cs="Times New Roman" w:hint="eastAsia"/>
-          <w:sz w:val="22"/>
-          <w:szCs w:val="22"/>
-        </w:rPr>
-        <w:t>7</w:t>
+        <w:t>青年编委；</w:t>
+      </w:r>
+      <w:r>
+        <w:rPr>
+          <w:rFonts w:ascii="Times New Roman" w:hAnsi="Times New Roman" w:cs="Times New Roman"/>
+          <w:sz w:val="22"/>
+          <w:szCs w:val="22"/>
+        </w:rPr>
+        <w:t>是</w:t>
+      </w:r>
+      <w:r>
+        <w:rPr>
+          <w:rFonts w:ascii="Times New Roman" w:hAnsi="Times New Roman" w:cs="Times New Roman"/>
+          <w:sz w:val="22"/>
+          <w:szCs w:val="22"/>
+        </w:rPr>
+        <w:t>全国智能计算标准化工作组超算互联网研究组（</w:t>
+      </w:r>
+      <w:r>
+        <w:rPr>
+          <w:rFonts w:ascii="Times New Roman" w:hAnsi="Times New Roman" w:cs="Times New Roman"/>
+          <w:sz w:val="22"/>
+          <w:szCs w:val="22"/>
+        </w:rPr>
+        <w:t>SAC/SWG32/SG6</w:t>
+      </w:r>
+      <w:r>
+        <w:rPr>
+          <w:rFonts w:ascii="Times New Roman" w:hAnsi="Times New Roman" w:cs="Times New Roman"/>
+          <w:sz w:val="22"/>
+          <w:szCs w:val="22"/>
+        </w:rPr>
+        <w:t>）专家</w:t>
+      </w:r>
+      <w:r>
+        <w:rPr>
+          <w:rFonts w:ascii="Times New Roman" w:hAnsi="Times New Roman" w:cs="Times New Roman" w:hint="eastAsia"/>
+          <w:sz w:val="22"/>
+          <w:szCs w:val="22"/>
+        </w:rPr>
+        <w:t>、</w:t>
+      </w:r>
+      <w:r>
+        <w:rPr>
+          <w:rFonts w:ascii="Times New Roman" w:hAnsi="Times New Roman" w:cs="Times New Roman"/>
+          <w:sz w:val="22"/>
+          <w:szCs w:val="22"/>
+        </w:rPr>
+        <w:t>中国通信标准化协会网络与业务能力技术工作委员会委员、算网融合产业及标准推进委员会高性能计算组和新技术工作组委员、</w:t>
+      </w:r>
+      <w:r>
+        <w:rPr>
+          <w:rFonts w:ascii="Times New Roman" w:hAnsi="Times New Roman" w:cs="Times New Roman" w:hint="eastAsia"/>
+          <w:sz w:val="22"/>
+          <w:szCs w:val="22"/>
+        </w:rPr>
+        <w:t>山东省人工智能学会理事、</w:t>
+      </w:r>
+      <w:r>
+        <w:rPr>
+          <w:rFonts w:ascii="Times New Roman" w:hAnsi="Times New Roman" w:cs="Times New Roman"/>
+          <w:sz w:val="22"/>
+          <w:szCs w:val="22"/>
+        </w:rPr>
+        <w:t>山东电子学会首届青年科学家工作委员会委员、山东电子学会空天信息技术与应用专业委员会委员、山东省信息产业协会标准化管理委员会委员</w:t>
+      </w:r>
+      <w:r>
+        <w:rPr>
+          <w:rFonts w:ascii="Times New Roman" w:hAnsi="Times New Roman" w:cs="Times New Roman" w:hint="eastAsia"/>
+          <w:sz w:val="22"/>
+          <w:szCs w:val="22"/>
+        </w:rPr>
+        <w:t>；</w:t>
+      </w:r>
+      <w:r>
+        <w:rPr>
+          <w:rFonts w:ascii="Times New Roman" w:hAnsi="Times New Roman" w:cs="Times New Roman"/>
+          <w:sz w:val="22"/>
+          <w:szCs w:val="22"/>
+        </w:rPr>
+        <w:t>作为大会本地安排主席</w:t>
       </w:r>
       <w:r>
         <w:rPr>
@@ -2650,89 +2302,71 @@
           <w:sz w:val="22"/>
           <w:szCs w:val="22"/>
         </w:rPr>
-        <w:t>1</w:t>
-      </w:r>
-      <w:r>
-        <w:rPr>
-          <w:rFonts w:ascii="Times New Roman" w:hAnsi="Times New Roman" w:cs="Times New Roman" w:hint="eastAsia"/>
-          <w:sz w:val="22"/>
-          <w:szCs w:val="22"/>
-        </w:rPr>
-        <w:t>1</w:t>
-      </w:r>
-      <w:r>
-        <w:rPr>
-          <w:rFonts w:ascii="Times New Roman" w:hAnsi="Times New Roman" w:cs="Times New Roman" w:hint="eastAsia"/>
-          <w:sz w:val="22"/>
-          <w:szCs w:val="22"/>
-        </w:rPr>
-        <w:t>。</w:t>
-      </w:r>
-    </w:p>
-    <w:p>
-      <w:pPr>
-        <w:pStyle w:val="a9"/>
-        <w:numPr>
-          <w:ilvl w:val="0"/>
-          <w:numId w:val="28"/>
-        </w:numPr>
-        <w:spacing w:line="360" w:lineRule="exact"/>
-        <w:ind w:left="0" w:firstLine="440"/>
-        <w:jc w:val="both"/>
-        <w:rPr>
-          <w:rFonts w:ascii="Times New Roman" w:hAnsi="Times New Roman" w:cs="Times New Roman"/>
-          <w:sz w:val="22"/>
-          <w:szCs w:val="22"/>
-        </w:rPr>
-      </w:pPr>
-      <w:r>
-        <w:rPr>
-          <w:rFonts w:ascii="Times New Roman" w:hAnsi="Times New Roman" w:cs="Times New Roman"/>
-          <w:sz w:val="22"/>
-          <w:szCs w:val="22"/>
-        </w:rPr>
-        <w:lastRenderedPageBreak/>
-        <w:t>中韩青年科学家交流计划中国青年科学家赴韩工作交流项目</w:t>
-      </w:r>
-      <w:r>
-        <w:rPr>
-          <w:rFonts w:ascii="Times New Roman" w:hAnsi="Times New Roman" w:cs="Times New Roman" w:hint="eastAsia"/>
-          <w:sz w:val="22"/>
-          <w:szCs w:val="22"/>
-        </w:rPr>
-        <w:t>：</w:t>
-      </w:r>
-      <w:r>
-        <w:rPr>
-          <w:rFonts w:ascii="Times New Roman" w:hAnsi="Times New Roman" w:cs="Times New Roman" w:hint="eastAsia"/>
-          <w:sz w:val="22"/>
-          <w:szCs w:val="22"/>
-        </w:rPr>
-        <w:t>AI</w:t>
-      </w:r>
-      <w:r>
-        <w:rPr>
-          <w:rFonts w:ascii="Times New Roman" w:hAnsi="Times New Roman" w:cs="Times New Roman" w:hint="eastAsia"/>
-          <w:sz w:val="22"/>
-          <w:szCs w:val="22"/>
-        </w:rPr>
-        <w:t>赋能网络管理</w:t>
-      </w:r>
-      <w:r>
-        <w:rPr>
-          <w:rFonts w:ascii="Times New Roman" w:hAnsi="Times New Roman" w:cs="Times New Roman" w:hint="eastAsia"/>
-          <w:sz w:val="22"/>
-          <w:szCs w:val="22"/>
-        </w:rPr>
-        <w:t>，</w:t>
-      </w:r>
-      <w:r>
-        <w:rPr>
-          <w:rFonts w:ascii="Times New Roman" w:hAnsi="Times New Roman" w:cs="Times New Roman"/>
-          <w:sz w:val="22"/>
-          <w:szCs w:val="22"/>
-        </w:rPr>
-        <w:t>2024/10-2025/09</w:t>
+        <w:t>分论坛主席</w:t>
+      </w:r>
+      <w:r>
+        <w:rPr>
+          <w:rFonts w:ascii="Times New Roman" w:hAnsi="Times New Roman" w:cs="Times New Roman"/>
+          <w:sz w:val="22"/>
+          <w:szCs w:val="22"/>
+        </w:rPr>
+        <w:t>/</w:t>
+      </w:r>
+      <w:r>
+        <w:rPr>
+          <w:rFonts w:ascii="Times New Roman" w:hAnsi="Times New Roman" w:cs="Times New Roman"/>
+          <w:sz w:val="22"/>
+          <w:szCs w:val="22"/>
+        </w:rPr>
+        <w:t>秘书长</w:t>
+      </w:r>
+      <w:r>
+        <w:rPr>
+          <w:rFonts w:ascii="Times New Roman" w:hAnsi="Times New Roman" w:cs="Times New Roman" w:hint="eastAsia"/>
+          <w:sz w:val="22"/>
+          <w:szCs w:val="22"/>
+        </w:rPr>
+        <w:t>筹办</w:t>
+      </w:r>
+      <w:r>
+        <w:rPr>
+          <w:rFonts w:ascii="Times New Roman" w:hAnsi="Times New Roman" w:cs="Times New Roman"/>
+          <w:sz w:val="22"/>
+          <w:szCs w:val="22"/>
+        </w:rPr>
+        <w:t>2024</w:t>
+      </w:r>
+      <w:r>
+        <w:rPr>
+          <w:rFonts w:ascii="Times New Roman" w:hAnsi="Times New Roman" w:cs="Times New Roman"/>
+          <w:sz w:val="22"/>
+          <w:szCs w:val="22"/>
+        </w:rPr>
+        <w:t>年泰山科技论坛</w:t>
+      </w:r>
+      <w:r>
+        <w:rPr>
+          <w:rFonts w:ascii="Times New Roman" w:hAnsi="Times New Roman" w:cs="Times New Roman" w:hint="eastAsia"/>
+          <w:sz w:val="22"/>
+          <w:szCs w:val="22"/>
+        </w:rPr>
+        <w:t>和</w:t>
+      </w:r>
+      <w:r>
+        <w:rPr>
+          <w:rFonts w:ascii="Times New Roman" w:hAnsi="Times New Roman" w:cs="Times New Roman"/>
+          <w:sz w:val="22"/>
+          <w:szCs w:val="22"/>
+        </w:rPr>
+        <w:t>NaNA’23</w:t>
+      </w:r>
+      <w:r>
+        <w:rPr>
+          <w:rFonts w:ascii="Times New Roman" w:hAnsi="Times New Roman" w:cs="Times New Roman" w:hint="eastAsia"/>
+          <w:sz w:val="22"/>
+          <w:szCs w:val="22"/>
+        </w:rPr>
+        <w:t>等学术会议</w:t>
       </w:r>
       <w:r>
         <w:rPr>
@@ -2844,7 +2478,7 @@
         <v:path o:extrusionok="f" gradientshapeok="t" o:connecttype="rect"/>
         <o:lock v:ext="edit" aspectratio="t"/>
       </v:shapetype>
-      <v:shape id="_x0000_i1038" type="#_x0000_t75" style="width:8.85pt;height:8.85pt" o:bullet="t">
+      <v:shape id="_x0000_i1038" type="#_x0000_t75" style="width:8.75pt;height:8.75pt" o:bullet="t">
         <v:imagedata r:id="rId1" o:title="mso1351"/>
       </v:shape>
     </w:pict>
